--- a/packages/document-engine/templates/1.4_decision_imminent_danger.docx
+++ b/packages/document-engine/templates/1.4_decision_imminent_danger.docx
@@ -21,21 +21,17 @@
           <w:szCs w:val="20"/>
         </w:rPr>
       </w:pPr>
-      <w:hyperlink r:id="rId2">
-        <w:r>
-          <w:rPr>
-            <w:rStyle w:val="Hyperlink"/>
-            <w:rFonts w:eastAsia="Arial" w:cs="Arial" w:ascii="Arial" w:hAnsi="Arial"/>
-            <w:b/>
-            <w:color w:val="auto"/>
-            <w:sz w:val="24"/>
-            <w:szCs w:val="20"/>
-            <w:u w:val="none"/>
-            <w:lang w:val="ro-RO"/>
-          </w:rPr>
-          <w:t>DECIZIA</w:t>
-        </w:r>
-      </w:hyperlink>
+      <w:r>
+        <w:rPr>
+          <w:rFonts w:eastAsia="Arial" w:cs="Arial" w:ascii="Arial" w:hAnsi="Arial"/>
+          <w:b/>
+          <w:color w:val="auto"/>
+          <w:sz w:val="24"/>
+          <w:szCs w:val="20"/>
+          <w:lang w:val="ro-RO"/>
+        </w:rPr>
+        <w:t>DECIZIA</w:t>
+      </w:r>
     </w:p>
     <w:p>
       <w:pPr>
@@ -54,20 +50,16 @@
           <w:szCs w:val="20"/>
         </w:rPr>
       </w:pPr>
-      <w:hyperlink r:id="rId3">
-        <w:r>
-          <w:rPr>
-            <w:rStyle w:val="Hyperlink"/>
-            <w:rFonts w:eastAsia="Arial" w:cs="Arial" w:ascii="Arial" w:hAnsi="Arial"/>
-            <w:color w:val="auto"/>
-            <w:sz w:val="20"/>
-            <w:szCs w:val="20"/>
-            <w:u w:val="none"/>
-            <w:lang w:val="ro-RO"/>
-          </w:rPr>
-          <w:t>Nr.: {{decisionNumber}} SSM Din: {{issueDate}}</w:t>
-        </w:r>
-      </w:hyperlink>
+      <w:r>
+        <w:rPr>
+          <w:rFonts w:eastAsia="Arial" w:cs="Arial" w:ascii="Arial" w:hAnsi="Arial"/>
+          <w:color w:val="auto"/>
+          <w:sz w:val="20"/>
+          <w:szCs w:val="20"/>
+          <w:lang w:val="ro-RO"/>
+        </w:rPr>
+        <w:t>Nr.: {{decisionNumber}} SSM Din: {{issueDate}}</w:t>
+      </w:r>
     </w:p>
     <w:p>
       <w:pPr>
@@ -79,26 +71,23 @@
         </w:numPr>
         <w:spacing w:before="0" w:after="120"/>
         <w:ind w:hanging="0" w:left="0" w:right="0"/>
+        <w:jc w:val="both"/>
         <w:rPr>
           <w:rFonts w:ascii="Arial" w:hAnsi="Arial" w:cs="Arial"/>
           <w:sz w:val="20"/>
           <w:szCs w:val="20"/>
         </w:rPr>
       </w:pPr>
-      <w:hyperlink r:id="rId4">
-        <w:r>
-          <w:rPr>
-            <w:rStyle w:val="Hyperlink"/>
-            <w:rFonts w:eastAsia="Arial" w:cs="Arial" w:ascii="Arial" w:hAnsi="Arial"/>
-            <w:color w:val="auto"/>
-            <w:sz w:val="20"/>
-            <w:szCs w:val="20"/>
-            <w:u w:val="none"/>
-            <w:lang w:val="ro-RO"/>
-          </w:rPr>
-          <w:t>În baza prevederilor legale în domeniul securității și sănătății în muncă din Legea 319/ 2006 Art. 11, litera b și din H.G. 1425/ 2006 Art. 103, alin. (1-5), {{client.representativeName}} în calitate de {{client.representativeRole}} în cadrul {{client.legalName}}, începând cu data de {{issueDate}},</w:t>
-        </w:r>
-      </w:hyperlink>
+      <w:r>
+        <w:rPr>
+          <w:rFonts w:eastAsia="Arial" w:cs="Arial" w:ascii="Arial" w:hAnsi="Arial"/>
+          <w:color w:val="auto"/>
+          <w:sz w:val="20"/>
+          <w:szCs w:val="20"/>
+          <w:lang w:val="ro-RO"/>
+        </w:rPr>
+        <w:t>În baza prevederilor legale în domeniul securității și sănătății în muncă din Legea 319/ 2006 Art. 11, litera b și din H.G. 1425/ 2006 Art. 103, alin. (1-5), {{client.representativeName}} în calitate de {{client.representativeRole}} în cadrul {{client.legalName}}, începând cu data de {{issueDate}},</w:t>
+      </w:r>
     </w:p>
     <w:p>
       <w:pPr>
@@ -115,21 +104,17 @@
           <w:szCs w:val="20"/>
         </w:rPr>
       </w:pPr>
-      <w:hyperlink r:id="rId5">
-        <w:r>
-          <w:rPr>
-            <w:rStyle w:val="Hyperlink"/>
-            <w:rFonts w:eastAsia="Arial" w:cs="Arial" w:ascii="Arial" w:hAnsi="Arial"/>
-            <w:b/>
-            <w:color w:val="auto"/>
-            <w:sz w:val="20"/>
-            <w:szCs w:val="20"/>
-            <w:u w:val="none"/>
-            <w:lang w:val="ro-RO"/>
-          </w:rPr>
-          <w:t>DECIDE:</w:t>
-        </w:r>
-      </w:hyperlink>
+      <w:r>
+        <w:rPr>
+          <w:rFonts w:eastAsia="Arial" w:cs="Arial" w:ascii="Arial" w:hAnsi="Arial"/>
+          <w:b/>
+          <w:color w:val="auto"/>
+          <w:sz w:val="20"/>
+          <w:szCs w:val="20"/>
+          <w:lang w:val="ro-RO"/>
+        </w:rPr>
+        <w:t>DECIDE:</w:t>
+      </w:r>
     </w:p>
     <w:p>
       <w:pPr>
@@ -147,168 +132,36 @@
           <w:szCs w:val="20"/>
         </w:rPr>
       </w:pPr>
-      <w:hyperlink r:id="rId6">
-        <w:r>
-          <w:rPr>
-            <w:rStyle w:val="Hyperlink"/>
-            <w:rFonts w:eastAsia="Arial" w:cs="Arial" w:ascii="Arial" w:hAnsi="Arial"/>
-            <w:color w:val="auto"/>
-            <w:sz w:val="20"/>
-            <w:szCs w:val="20"/>
-            <w:u w:val="none"/>
-            <w:lang w:val="ro-RO" w:eastAsia="en-US"/>
-          </w:rPr>
-          <w:t>La constatarea stării de pericol grav și iminent de accidentare se vor lua imediat următoarele</w:t>
-        </w:r>
-        <w:r>
-          <w:rPr>
-            <w:rStyle w:val="Hyperlink"/>
-            <w:rFonts w:eastAsia="Arial" w:cs="Arial" w:ascii="Arial" w:hAnsi="Arial"/>
-            <w:color w:val="auto"/>
-            <w:sz w:val="20"/>
-            <w:szCs w:val="20"/>
-            <w:u w:val="none"/>
-            <w:lang w:val="ro-RO"/>
-          </w:rPr>
-          <w:t xml:space="preserve"> </w:t>
-        </w:r>
-        <w:r>
-          <w:rPr>
-            <w:rStyle w:val="Hyperlink"/>
-            <w:rFonts w:eastAsia="Arial" w:cs="Arial" w:ascii="Arial" w:hAnsi="Arial"/>
-            <w:color w:val="auto"/>
-            <w:sz w:val="20"/>
-            <w:szCs w:val="20"/>
-            <w:u w:val="none"/>
-            <w:lang w:val="ro-RO" w:eastAsia="en-US"/>
-          </w:rPr>
-          <w:t>măsuri de securitate:</w:t>
-        </w:r>
-      </w:hyperlink>
-    </w:p>
-    <w:p>
-      <w:pPr>
-        <w:pStyle w:val="Normal"/>
-        <w:widowControl/>
-        <w:numPr>
-          <w:ilvl w:val="0"/>
-          <w:numId w:val="5"/>
-        </w:numPr>
-        <w:spacing w:before="0" w:after="40"/>
-        <w:rPr>
-          <w:rFonts w:ascii="Arial" w:hAnsi="Arial" w:cs="Arial"/>
-          <w:sz w:val="20"/>
-          <w:szCs w:val="20"/>
-          <w:lang w:val="en-US" w:eastAsia="en-US"/>
-        </w:rPr>
-      </w:pPr>
-      <w:hyperlink r:id="rId7">
-        <w:r>
-          <w:rPr>
-            <w:rStyle w:val="Hyperlink"/>
-            <w:rFonts w:eastAsia="Arial" w:cs="Arial" w:ascii="Arial" w:hAnsi="Arial"/>
-            <w:color w:val="auto"/>
-            <w:sz w:val="20"/>
-            <w:szCs w:val="20"/>
-            <w:u w:val="none"/>
-            <w:lang w:val="ro-RO" w:eastAsia="en-US"/>
-          </w:rPr>
-          <w:t>oprirea echipamentului de muncă și/sau activității;</w:t>
-        </w:r>
-      </w:hyperlink>
-    </w:p>
-    <w:p>
-      <w:pPr>
-        <w:pStyle w:val="Normal"/>
-        <w:widowControl/>
-        <w:numPr>
-          <w:ilvl w:val="0"/>
-          <w:numId w:val="5"/>
-        </w:numPr>
-        <w:spacing w:before="0" w:after="40"/>
-        <w:rPr>
-          <w:rFonts w:ascii="Arial" w:hAnsi="Arial" w:cs="Arial"/>
-          <w:sz w:val="20"/>
-          <w:szCs w:val="20"/>
-          <w:lang w:val="en-US" w:eastAsia="en-US"/>
-        </w:rPr>
-      </w:pPr>
-      <w:hyperlink r:id="rId8">
-        <w:r>
-          <w:rPr>
-            <w:rStyle w:val="Hyperlink"/>
-            <w:rFonts w:eastAsia="Arial" w:cs="Arial" w:ascii="Arial" w:hAnsi="Arial"/>
-            <w:color w:val="auto"/>
-            <w:sz w:val="20"/>
-            <w:szCs w:val="20"/>
-            <w:u w:val="none"/>
-            <w:lang w:val="ro-RO" w:eastAsia="en-US"/>
-          </w:rPr>
-          <w:t>evacuarea personalului din zona periculoasă;</w:t>
-        </w:r>
-      </w:hyperlink>
-    </w:p>
-    <w:p>
-      <w:pPr>
-        <w:pStyle w:val="Normal"/>
-        <w:widowControl/>
-        <w:numPr>
-          <w:ilvl w:val="0"/>
-          <w:numId w:val="5"/>
-        </w:numPr>
-        <w:spacing w:before="0" w:after="40"/>
-        <w:rPr>
-          <w:rFonts w:ascii="Arial" w:hAnsi="Arial" w:cs="Arial"/>
-          <w:sz w:val="20"/>
-          <w:szCs w:val="20"/>
-          <w:lang w:val="en-US" w:eastAsia="en-US"/>
-        </w:rPr>
-      </w:pPr>
-      <w:hyperlink r:id="rId9">
-        <w:r>
-          <w:rPr>
-            <w:rStyle w:val="Hyperlink"/>
-            <w:rFonts w:eastAsia="Arial" w:cs="Arial" w:ascii="Arial" w:hAnsi="Arial"/>
-            <w:color w:val="auto"/>
-            <w:sz w:val="20"/>
-            <w:szCs w:val="20"/>
-            <w:u w:val="none"/>
-            <w:lang w:val="ro-RO" w:eastAsia="en-US"/>
-          </w:rPr>
-          <w:t>anunțarea serviciilor specializate;</w:t>
-        </w:r>
-      </w:hyperlink>
-    </w:p>
-    <w:p>
-      <w:pPr>
-        <w:pStyle w:val="Normal"/>
-        <w:widowControl/>
-        <w:numPr>
-          <w:ilvl w:val="0"/>
-          <w:numId w:val="5"/>
-        </w:numPr>
-        <w:spacing w:before="0" w:after="40"/>
-        <w:rPr>
-          <w:rFonts w:ascii="Arial" w:hAnsi="Arial" w:cs="Arial"/>
-          <w:sz w:val="20"/>
-          <w:szCs w:val="20"/>
-          <w:lang w:val="en-US" w:eastAsia="en-US"/>
-        </w:rPr>
-      </w:pPr>
-      <w:hyperlink r:id="rId10">
-        <w:r>
-          <w:rPr>
-            <w:rStyle w:val="Hyperlink"/>
-            <w:rFonts w:eastAsia="Arial" w:cs="Arial" w:ascii="Arial" w:hAnsi="Arial"/>
-            <w:color w:val="auto"/>
-            <w:sz w:val="20"/>
-            <w:szCs w:val="20"/>
-            <w:u w:val="none"/>
-            <w:lang w:val="ro-RO" w:eastAsia="en-US"/>
-          </w:rPr>
-          <w:t>anunțarea conducătorilor ierarhici;</w:t>
-        </w:r>
-      </w:hyperlink>
+      <w:r>
+        <w:rPr>
+          <w:rFonts w:eastAsia="Arial" w:cs="Arial" w:ascii="Arial" w:hAnsi="Arial"/>
+          <w:color w:val="auto"/>
+          <w:sz w:val="20"/>
+          <w:szCs w:val="20"/>
+          <w:lang w:val="ro-RO" w:eastAsia="en-US"/>
+        </w:rPr>
+        <w:t>La constatarea stării de pericol grav și iminent de accidentare se vor lua imediat următoarele</w:t>
+      </w:r>
+      <w:r>
+        <w:rPr>
+          <w:rFonts w:eastAsia="Arial" w:cs="Arial" w:ascii="Arial" w:hAnsi="Arial"/>
+          <w:color w:val="auto"/>
+          <w:sz w:val="20"/>
+          <w:szCs w:val="20"/>
+          <w:lang w:val="ro-RO"/>
+        </w:rPr>
+        <w:t xml:space="preserve"> </w:t>
+      </w:r>
+      <w:r>
+        <w:rPr>
+          <w:rFonts w:eastAsia="Arial" w:cs="Arial" w:ascii="Arial" w:hAnsi="Arial"/>
+          <w:color w:val="auto"/>
+          <w:sz w:val="20"/>
+          <w:szCs w:val="20"/>
+          <w:lang w:val="ro-RO" w:eastAsia="en-US"/>
+        </w:rPr>
+        <w:t>măsuri de securitate:</w:t>
+      </w:r>
     </w:p>
     <w:p>
       <w:pPr>
@@ -327,20 +180,128 @@
           <w:lang w:val="en-US" w:eastAsia="en-US"/>
         </w:rPr>
       </w:pPr>
-      <w:hyperlink r:id="rId11">
-        <w:r>
-          <w:rPr>
-            <w:rStyle w:val="Hyperlink"/>
-            <w:rFonts w:eastAsia="Arial" w:cs="Arial" w:ascii="Arial" w:hAnsi="Arial"/>
-            <w:color w:val="auto"/>
-            <w:sz w:val="20"/>
-            <w:szCs w:val="20"/>
-            <w:u w:val="none"/>
-            <w:lang w:val="ro-RO" w:eastAsia="en-US"/>
-          </w:rPr>
-          <w:t>eliminarea cauzelor care au condus la apariția stării de pericol grav și iminent.</w:t>
-        </w:r>
-      </w:hyperlink>
+      <w:r>
+        <w:rPr>
+          <w:rFonts w:eastAsia="Arial" w:cs="Arial" w:ascii="Arial" w:hAnsi="Arial"/>
+          <w:color w:val="auto"/>
+          <w:sz w:val="20"/>
+          <w:szCs w:val="20"/>
+          <w:lang w:val="ro-RO" w:eastAsia="en-US"/>
+        </w:rPr>
+        <w:t>oprirea echipamentului de muncă și/sau activității;</w:t>
+      </w:r>
+    </w:p>
+    <w:p>
+      <w:pPr>
+        <w:pStyle w:val="Normal"/>
+        <w:widowControl/>
+        <w:numPr>
+          <w:ilvl w:val="0"/>
+          <w:numId w:val="5"/>
+        </w:numPr>
+        <w:spacing w:before="0" w:after="40"/>
+        <w:jc w:val="both"/>
+        <w:rPr>
+          <w:rFonts w:ascii="Arial" w:hAnsi="Arial" w:cs="Arial"/>
+          <w:sz w:val="20"/>
+          <w:szCs w:val="20"/>
+          <w:lang w:val="en-US" w:eastAsia="en-US"/>
+        </w:rPr>
+      </w:pPr>
+      <w:r>
+        <w:rPr>
+          <w:rFonts w:eastAsia="Arial" w:cs="Arial" w:ascii="Arial" w:hAnsi="Arial"/>
+          <w:color w:val="auto"/>
+          <w:sz w:val="20"/>
+          <w:szCs w:val="20"/>
+          <w:lang w:val="ro-RO" w:eastAsia="en-US"/>
+        </w:rPr>
+        <w:t>evacuarea personalului din zona periculoasă;</w:t>
+      </w:r>
+    </w:p>
+    <w:p>
+      <w:pPr>
+        <w:pStyle w:val="Normal"/>
+        <w:widowControl/>
+        <w:numPr>
+          <w:ilvl w:val="0"/>
+          <w:numId w:val="5"/>
+        </w:numPr>
+        <w:spacing w:before="0" w:after="40"/>
+        <w:jc w:val="both"/>
+        <w:rPr>
+          <w:rFonts w:ascii="Arial" w:hAnsi="Arial" w:cs="Arial"/>
+          <w:sz w:val="20"/>
+          <w:szCs w:val="20"/>
+          <w:lang w:val="en-US" w:eastAsia="en-US"/>
+        </w:rPr>
+      </w:pPr>
+      <w:r>
+        <w:rPr>
+          <w:rFonts w:eastAsia="Arial" w:cs="Arial" w:ascii="Arial" w:hAnsi="Arial"/>
+          <w:color w:val="auto"/>
+          <w:sz w:val="20"/>
+          <w:szCs w:val="20"/>
+          <w:lang w:val="ro-RO" w:eastAsia="en-US"/>
+        </w:rPr>
+        <w:t>anunțarea serviciilor specializate;</w:t>
+      </w:r>
+    </w:p>
+    <w:p>
+      <w:pPr>
+        <w:pStyle w:val="Normal"/>
+        <w:widowControl/>
+        <w:numPr>
+          <w:ilvl w:val="0"/>
+          <w:numId w:val="5"/>
+        </w:numPr>
+        <w:spacing w:before="0" w:after="40"/>
+        <w:jc w:val="both"/>
+        <w:rPr>
+          <w:rFonts w:ascii="Arial" w:hAnsi="Arial" w:cs="Arial"/>
+          <w:sz w:val="20"/>
+          <w:szCs w:val="20"/>
+          <w:lang w:val="en-US" w:eastAsia="en-US"/>
+        </w:rPr>
+      </w:pPr>
+      <w:r>
+        <w:rPr>
+          <w:rFonts w:eastAsia="Arial" w:cs="Arial" w:ascii="Arial" w:hAnsi="Arial"/>
+          <w:color w:val="auto"/>
+          <w:sz w:val="20"/>
+          <w:szCs w:val="20"/>
+          <w:lang w:val="ro-RO" w:eastAsia="en-US"/>
+        </w:rPr>
+        <w:t>anunțarea conducătorilor ierarhici;</w:t>
+      </w:r>
+    </w:p>
+    <w:p>
+      <w:pPr>
+        <w:pStyle w:val="Normal"/>
+        <w:widowControl/>
+        <w:numPr>
+          <w:ilvl w:val="0"/>
+          <w:numId w:val="5"/>
+        </w:numPr>
+        <w:spacing w:before="0" w:after="40"/>
+        <w:jc w:val="both"/>
+        <w:rPr>
+          <w:rFonts w:ascii="Arial" w:hAnsi="Arial" w:cs="Arial"/>
+          <w:sz w:val="20"/>
+          <w:szCs w:val="20"/>
+          <w:lang w:val="en-US" w:eastAsia="en-US"/>
+        </w:rPr>
+      </w:pPr>
+      <w:r>
+        <w:rPr>
+          <w:rFonts w:eastAsia="Arial" w:cs="Arial" w:ascii="Arial" w:hAnsi="Arial"/>
+          <w:color w:val="auto"/>
+          <w:sz w:val="20"/>
+          <w:szCs w:val="20"/>
+          <w:lang w:val="ro-RO" w:eastAsia="en-US"/>
+        </w:rPr>
+        <w:t>eliminarea cauzelor care au condus la apariția stării de pericol grav și iminent.</w:t>
+      </w:r>
     </w:p>
     <w:p>
       <w:pPr>
@@ -358,32 +319,26 @@
           <w:szCs w:val="20"/>
         </w:rPr>
       </w:pPr>
-      <w:hyperlink r:id="rId12">
-        <w:r>
-          <w:rPr>
-            <w:rStyle w:val="Hyperlink"/>
-            <w:rFonts w:eastAsia="Arial" w:cs="Arial" w:ascii="Arial" w:hAnsi="Arial"/>
-            <w:color w:val="auto"/>
-            <w:sz w:val="20"/>
-            <w:szCs w:val="20"/>
-            <w:u w:val="none"/>
-            <w:lang w:val="ro-RO" w:eastAsia="en-US"/>
-          </w:rPr>
-          <w:t xml:space="preserve">În vederea realizării măsurilor menționate mai sus, </w:t>
-        </w:r>
-        <w:r>
-          <w:rPr>
-            <w:rStyle w:val="Hyperlink"/>
-            <w:rFonts w:eastAsia="Arial" w:cs="Arial" w:ascii="Arial" w:hAnsi="Arial"/>
-            <w:color w:val="auto"/>
-            <w:sz w:val="20"/>
-            <w:szCs w:val="20"/>
-            <w:u w:val="none"/>
-            <w:lang w:val="ro-RO"/>
-          </w:rPr>
-          <w:t>{{workplaceManager.name}} în calitate de {{workplaceManager.jobTitle}} în cadrul {{client.legalName}} desemnează următorii lucrători: {{imminentDangerText}}, cu următoarele atribuții:</w:t>
-        </w:r>
-      </w:hyperlink>
+      <w:r>
+        <w:rPr>
+          <w:rFonts w:eastAsia="Arial" w:cs="Arial" w:ascii="Arial" w:hAnsi="Arial"/>
+          <w:color w:val="auto"/>
+          <w:sz w:val="20"/>
+          <w:szCs w:val="20"/>
+          <w:lang w:val="ro-RO" w:eastAsia="en-US"/>
+        </w:rPr>
+        <w:t xml:space="preserve">În vederea realizării măsurilor menționate mai sus, </w:t>
+      </w:r>
+      <w:r>
+        <w:rPr>
+          <w:rFonts w:eastAsia="Arial" w:cs="Arial" w:ascii="Arial" w:hAnsi="Arial"/>
+          <w:color w:val="auto"/>
+          <w:sz w:val="20"/>
+          <w:szCs w:val="20"/>
+          <w:lang w:val="ro-RO"/>
+        </w:rPr>
+        <w:t>{{workplaceManager.name}} în calitate de {{workplaceManager.jobTitle}} în cadrul {{client.legalName}} desemnează următorii lucrători: {{imminentDangerText}}, cu următoarele atribuții:</w:t>
+      </w:r>
     </w:p>
     <w:p>
       <w:pPr>
@@ -401,20 +356,16 @@
           <w:szCs w:val="20"/>
         </w:rPr>
       </w:pPr>
-      <w:hyperlink r:id="rId13">
-        <w:r>
-          <w:rPr>
-            <w:rStyle w:val="Hyperlink"/>
-            <w:rFonts w:eastAsia="Arial" w:cs="Arial" w:ascii="Arial" w:hAnsi="Arial"/>
-            <w:color w:val="auto"/>
-            <w:sz w:val="20"/>
-            <w:szCs w:val="20"/>
-            <w:u w:val="none"/>
-            <w:lang w:val="ro-RO"/>
-          </w:rPr>
-          <w:t>Pentru oprirea imediată a echipamentelor de muncă: lucrătorii desemnați sau, după caz, personalul aflat la program;</w:t>
-        </w:r>
-      </w:hyperlink>
+      <w:r>
+        <w:rPr>
+          <w:rFonts w:eastAsia="Arial" w:cs="Arial" w:ascii="Arial" w:hAnsi="Arial"/>
+          <w:color w:val="auto"/>
+          <w:sz w:val="20"/>
+          <w:szCs w:val="20"/>
+          <w:lang w:val="ro-RO"/>
+        </w:rPr>
+        <w:t>Pentru oprirea imediată a echipamentelor de muncă: lucrătorii desemnați sau, după caz, personalul aflat la program;</w:t>
+      </w:r>
     </w:p>
     <w:p>
       <w:pPr>
@@ -432,20 +383,16 @@
           <w:szCs w:val="20"/>
         </w:rPr>
       </w:pPr>
-      <w:hyperlink r:id="rId14">
-        <w:r>
-          <w:rPr>
-            <w:rStyle w:val="Hyperlink"/>
-            <w:rFonts w:eastAsia="Arial" w:cs="Arial" w:ascii="Arial" w:hAnsi="Arial"/>
-            <w:color w:val="auto"/>
-            <w:sz w:val="20"/>
-            <w:szCs w:val="20"/>
-            <w:u w:val="none"/>
-            <w:lang w:val="ro-RO"/>
-          </w:rPr>
-          <w:t>Pentru evacuarea lucrătorilor din zona periculoasă: lucrătorii desemnați;</w:t>
-        </w:r>
-      </w:hyperlink>
+      <w:r>
+        <w:rPr>
+          <w:rFonts w:eastAsia="Arial" w:cs="Arial" w:ascii="Arial" w:hAnsi="Arial"/>
+          <w:color w:val="auto"/>
+          <w:sz w:val="20"/>
+          <w:szCs w:val="20"/>
+          <w:lang w:val="ro-RO"/>
+        </w:rPr>
+        <w:t>Pentru evacuarea lucrătorilor din zona periculoasă: lucrătorii desemnați;</w:t>
+      </w:r>
     </w:p>
     <w:p>
       <w:pPr>
@@ -463,44 +410,36 @@
           <w:szCs w:val="20"/>
         </w:rPr>
       </w:pPr>
-      <w:hyperlink r:id="rId15">
-        <w:r>
-          <w:rPr>
-            <w:rStyle w:val="Hyperlink"/>
-            <w:rFonts w:eastAsia="Arial" w:cs="Arial" w:ascii="Arial" w:hAnsi="Arial"/>
-            <w:color w:val="auto"/>
-            <w:sz w:val="20"/>
-            <w:szCs w:val="20"/>
-            <w:u w:val="none"/>
-            <w:lang w:val="ro-RO"/>
-          </w:rPr>
-          <w:t xml:space="preserve">Pentru asigurarea </w:t>
-        </w:r>
-        <w:r>
-          <w:rPr>
-            <w:rStyle w:val="Hyperlink"/>
-            <w:rFonts w:eastAsia="Arial" w:cs="Arial" w:ascii="Arial" w:hAnsi="Arial"/>
-            <w:color w:val="auto"/>
-            <w:sz w:val="20"/>
-            <w:szCs w:val="20"/>
-            <w:u w:val="none"/>
-            <w:lang w:val="ro-RO" w:eastAsia="en-US"/>
-          </w:rPr>
-          <w:t xml:space="preserve">mijloacelor de comunicare necesare contactării serviciilor specializate: </w:t>
-        </w:r>
-        <w:r>
-          <w:rPr>
-            <w:rStyle w:val="Hyperlink"/>
-            <w:rFonts w:eastAsia="Arial" w:cs="Arial" w:ascii="Arial" w:hAnsi="Arial"/>
-            <w:color w:val="auto"/>
-            <w:sz w:val="20"/>
-            <w:szCs w:val="20"/>
-            <w:u w:val="none"/>
-            <w:lang w:val="ro-RO"/>
-          </w:rPr>
-          <w:t>lucrătorii desemnați, sau reprezentantul legal al administratorului.</w:t>
-        </w:r>
-      </w:hyperlink>
+      <w:r>
+        <w:rPr>
+          <w:rFonts w:eastAsia="Arial" w:cs="Arial" w:ascii="Arial" w:hAnsi="Arial"/>
+          <w:color w:val="auto"/>
+          <w:sz w:val="20"/>
+          <w:szCs w:val="20"/>
+          <w:lang w:val="ro-RO"/>
+        </w:rPr>
+        <w:t xml:space="preserve">Pentru asigurarea </w:t>
+      </w:r>
+      <w:r>
+        <w:rPr>
+          <w:rFonts w:eastAsia="Arial" w:cs="Arial" w:ascii="Arial" w:hAnsi="Arial"/>
+          <w:color w:val="auto"/>
+          <w:sz w:val="20"/>
+          <w:szCs w:val="20"/>
+          <w:lang w:val="ro-RO" w:eastAsia="en-US"/>
+        </w:rPr>
+        <w:t xml:space="preserve">mijloacelor de comunicare necesare contactării serviciilor specializate: </w:t>
+      </w:r>
+      <w:r>
+        <w:rPr>
+          <w:rFonts w:eastAsia="Arial" w:cs="Arial" w:ascii="Arial" w:hAnsi="Arial"/>
+          <w:color w:val="auto"/>
+          <w:sz w:val="20"/>
+          <w:szCs w:val="20"/>
+          <w:lang w:val="ro-RO"/>
+        </w:rPr>
+        <w:t>lucrătorii desemnați, sau reprezentantul legal al administratorului.</w:t>
+      </w:r>
     </w:p>
     <w:p>
       <w:pPr>
@@ -518,32 +457,26 @@
           <w:szCs w:val="20"/>
         </w:rPr>
       </w:pPr>
-      <w:hyperlink r:id="rId16">
-        <w:r>
-          <w:rPr>
-            <w:rStyle w:val="Hyperlink"/>
-            <w:rFonts w:eastAsia="Arial" w:cs="Arial" w:ascii="Arial" w:hAnsi="Arial"/>
-            <w:color w:val="auto"/>
-            <w:sz w:val="20"/>
-            <w:szCs w:val="20"/>
-            <w:u w:val="none"/>
-            <w:lang w:val="ro-RO" w:eastAsia="en-US"/>
-          </w:rPr>
-          <w:t xml:space="preserve">Pentru modul operativ de anunțare la nivel ierarhic superior: </w:t>
-        </w:r>
-        <w:r>
-          <w:rPr>
-            <w:rStyle w:val="Hyperlink"/>
-            <w:rFonts w:eastAsia="Arial" w:cs="Arial" w:ascii="Arial" w:hAnsi="Arial"/>
-            <w:color w:val="auto"/>
-            <w:sz w:val="20"/>
-            <w:szCs w:val="20"/>
-            <w:u w:val="none"/>
-            <w:lang w:val="ro-RO"/>
-          </w:rPr>
-          <w:t>lucrătorii desemnați, sau reprezentantul legal al administratorului.</w:t>
-        </w:r>
-      </w:hyperlink>
+      <w:r>
+        <w:rPr>
+          <w:rFonts w:eastAsia="Arial" w:cs="Arial" w:ascii="Arial" w:hAnsi="Arial"/>
+          <w:color w:val="auto"/>
+          <w:sz w:val="20"/>
+          <w:szCs w:val="20"/>
+          <w:lang w:val="ro-RO" w:eastAsia="en-US"/>
+        </w:rPr>
+        <w:t xml:space="preserve">Pentru modul operativ de anunțare la nivel ierarhic superior: </w:t>
+      </w:r>
+      <w:r>
+        <w:rPr>
+          <w:rFonts w:eastAsia="Arial" w:cs="Arial" w:ascii="Arial" w:hAnsi="Arial"/>
+          <w:color w:val="auto"/>
+          <w:sz w:val="20"/>
+          <w:szCs w:val="20"/>
+          <w:lang w:val="ro-RO"/>
+        </w:rPr>
+        <w:t>lucrătorii desemnați, sau reprezentantul legal al administratorului.</w:t>
+      </w:r>
     </w:p>
     <w:p>
       <w:pPr>
@@ -561,32 +494,26 @@
           <w:szCs w:val="20"/>
         </w:rPr>
       </w:pPr>
-      <w:hyperlink r:id="rId17">
-        <w:r>
-          <w:rPr>
-            <w:rStyle w:val="Hyperlink"/>
-            <w:rFonts w:eastAsia="Arial" w:cs="Arial" w:ascii="Arial" w:hAnsi="Arial"/>
-            <w:color w:val="auto"/>
-            <w:sz w:val="20"/>
-            <w:szCs w:val="20"/>
-            <w:u w:val="none"/>
-            <w:lang w:val="ro-RO" w:eastAsia="en-US"/>
-          </w:rPr>
-          <w:t xml:space="preserve">Pentru eliminarea stării de pericol grav și iminent, asigurarea instruirii, dotarea cu mijloace tehnice necesare intervenției și stabilirea serviciilor specializate care pot interveni: </w:t>
-        </w:r>
-        <w:r>
-          <w:rPr>
-            <w:rStyle w:val="Hyperlink"/>
-            <w:rFonts w:eastAsia="Arial" w:cs="Arial" w:ascii="Arial" w:hAnsi="Arial"/>
-            <w:color w:val="auto"/>
-            <w:sz w:val="20"/>
-            <w:szCs w:val="20"/>
-            <w:u w:val="none"/>
-            <w:lang w:val="ro-RO"/>
-          </w:rPr>
-          <w:t>lucrătorii desemnați, sau reprezentantul legal al administratorului.</w:t>
-        </w:r>
-      </w:hyperlink>
+      <w:r>
+        <w:rPr>
+          <w:rFonts w:eastAsia="Arial" w:cs="Arial" w:ascii="Arial" w:hAnsi="Arial"/>
+          <w:color w:val="auto"/>
+          <w:sz w:val="20"/>
+          <w:szCs w:val="20"/>
+          <w:lang w:val="ro-RO" w:eastAsia="en-US"/>
+        </w:rPr>
+        <w:t xml:space="preserve">Pentru eliminarea stării de pericol grav și iminent, asigurarea instruirii, dotarea cu mijloace tehnice necesare intervenției și stabilirea serviciilor specializate care pot interveni: </w:t>
+      </w:r>
+      <w:r>
+        <w:rPr>
+          <w:rFonts w:eastAsia="Arial" w:cs="Arial" w:ascii="Arial" w:hAnsi="Arial"/>
+          <w:color w:val="auto"/>
+          <w:sz w:val="20"/>
+          <w:szCs w:val="20"/>
+          <w:lang w:val="ro-RO"/>
+        </w:rPr>
+        <w:t>lucrătorii desemnați, sau reprezentantul legal al administratorului.</w:t>
+      </w:r>
     </w:p>
     <w:p>
       <w:pPr>
@@ -604,20 +531,16 @@
           <w:szCs w:val="20"/>
         </w:rPr>
       </w:pPr>
-      <w:hyperlink r:id="rId18">
-        <w:r>
-          <w:rPr>
-            <w:rStyle w:val="Hyperlink"/>
-            <w:rFonts w:eastAsia="Arial" w:cs="Arial" w:ascii="Arial" w:hAnsi="Arial"/>
-            <w:color w:val="auto"/>
-            <w:sz w:val="20"/>
-            <w:szCs w:val="20"/>
-            <w:u w:val="none"/>
-            <w:lang w:val="ro-RO"/>
-          </w:rPr>
-          <w:t>Lucrătorii desemnați vor primi de asemenea o instruire corespunzătoare în domeniul securității și sănătății în muncă.</w:t>
-        </w:r>
-      </w:hyperlink>
+      <w:r>
+        <w:rPr>
+          <w:rFonts w:eastAsia="Arial" w:cs="Arial" w:ascii="Arial" w:hAnsi="Arial"/>
+          <w:color w:val="auto"/>
+          <w:sz w:val="20"/>
+          <w:szCs w:val="20"/>
+          <w:lang w:val="ro-RO"/>
+        </w:rPr>
+        <w:t>Lucrătorii desemnați vor primi de asemenea o instruire corespunzătoare în domeniul securității și sănătății în muncă.</w:t>
+      </w:r>
     </w:p>
     <w:p>
       <w:pPr>
@@ -634,21 +557,17 @@
           <w:szCs w:val="20"/>
         </w:rPr>
       </w:pPr>
-      <w:hyperlink r:id="rId19">
-        <w:r>
-          <w:rPr>
-            <w:rStyle w:val="Hyperlink"/>
-            <w:rFonts w:eastAsia="Arial" w:cs="Arial" w:ascii="Arial" w:hAnsi="Arial"/>
-            <w:b/>
-            <w:color w:val="auto"/>
-            <w:sz w:val="20"/>
-            <w:szCs w:val="20"/>
-            <w:u w:val="none"/>
-            <w:lang w:val="ro-RO"/>
-          </w:rPr>
-          <w:t>{{client.legalName}}</w:t>
-        </w:r>
-      </w:hyperlink>
+      <w:r>
+        <w:rPr>
+          <w:rFonts w:eastAsia="Arial" w:cs="Arial" w:ascii="Arial" w:hAnsi="Arial"/>
+          <w:b/>
+          <w:color w:val="auto"/>
+          <w:sz w:val="20"/>
+          <w:szCs w:val="20"/>
+          <w:lang w:val="ro-RO"/>
+        </w:rPr>
+        <w:t>{{client.legalName}}</w:t>
+      </w:r>
     </w:p>
     <w:p>
       <w:pPr>
@@ -664,20 +583,16 @@
           <w:szCs w:val="20"/>
         </w:rPr>
       </w:pPr>
-      <w:hyperlink r:id="rId20">
-        <w:r>
-          <w:rPr>
-            <w:rStyle w:val="Hyperlink"/>
-            <w:rFonts w:eastAsia="Arial" w:cs="Arial" w:ascii="Arial" w:hAnsi="Arial"/>
-            <w:color w:val="auto"/>
-            <w:sz w:val="20"/>
-            <w:szCs w:val="20"/>
-            <w:u w:val="none"/>
-            <w:lang w:val="ro-RO"/>
-          </w:rPr>
-          <w:t>{{client.representativeRole}}</w:t>
-        </w:r>
-      </w:hyperlink>
+      <w:r>
+        <w:rPr>
+          <w:rFonts w:eastAsia="Arial" w:cs="Arial" w:ascii="Arial" w:hAnsi="Arial"/>
+          <w:color w:val="auto"/>
+          <w:sz w:val="20"/>
+          <w:szCs w:val="20"/>
+          <w:lang w:val="ro-RO"/>
+        </w:rPr>
+        <w:t>{{client.representativeRole}}</w:t>
+      </w:r>
     </w:p>
     <w:p>
       <w:pPr>
@@ -695,22 +610,18 @@
           <w:szCs w:val="20"/>
         </w:rPr>
       </w:pPr>
-      <w:hyperlink r:id="rId21">
-        <w:r>
-          <w:rPr>
-            <w:rStyle w:val="Hyperlink"/>
-            <w:rFonts w:eastAsia="Arial" w:cs="Arial" w:ascii="Arial" w:hAnsi="Arial"/>
-            <w:b/>
-            <w:bCs/>
-            <w:color w:val="auto"/>
-            <w:sz w:val="20"/>
-            <w:szCs w:val="20"/>
-            <w:u w:val="none"/>
-            <w:lang w:val="ro-RO"/>
-          </w:rPr>
-          <w:t>{{client.representativeName}}</w:t>
-        </w:r>
-      </w:hyperlink>
+      <w:r>
+        <w:rPr>
+          <w:rFonts w:eastAsia="Arial" w:cs="Arial" w:ascii="Arial" w:hAnsi="Arial"/>
+          <w:b/>
+          <w:bCs/>
+          <w:color w:val="auto"/>
+          <w:sz w:val="20"/>
+          <w:szCs w:val="20"/>
+          <w:lang w:val="ro-RO"/>
+        </w:rPr>
+        <w:t>{{client.representativeName}}</w:t>
+      </w:r>
     </w:p>
     <w:p>
       <w:pPr>
@@ -727,21 +638,17 @@
           <w:szCs w:val="20"/>
         </w:rPr>
       </w:pPr>
-      <w:hyperlink r:id="rId22">
-        <w:r>
-          <w:rPr>
-            <w:rStyle w:val="Hyperlink"/>
-            <w:rFonts w:eastAsia="Arial" w:cs="Arial" w:ascii="Arial" w:hAnsi="Arial"/>
-            <w:b/>
-            <w:color w:val="auto"/>
-            <w:sz w:val="20"/>
-            <w:szCs w:val="20"/>
-            <w:u w:val="none"/>
-            <w:lang w:val="ro-RO"/>
-          </w:rPr>
-          <w:t>PROCES VERBAL DE LUARE LA CUNOȘTINȚĂ</w:t>
-        </w:r>
-      </w:hyperlink>
+      <w:r>
+        <w:rPr>
+          <w:rFonts w:eastAsia="Arial" w:cs="Arial" w:ascii="Arial" w:hAnsi="Arial"/>
+          <w:b/>
+          <w:color w:val="auto"/>
+          <w:sz w:val="20"/>
+          <w:szCs w:val="20"/>
+          <w:lang w:val="ro-RO"/>
+        </w:rPr>
+        <w:t>PROCES VERBAL DE LUARE LA CUNOȘTINȚĂ</w:t>
+      </w:r>
     </w:p>
     <w:p>
       <w:pPr>
@@ -758,20 +665,38 @@
           <w:szCs w:val="20"/>
         </w:rPr>
       </w:pPr>
-      <w:hyperlink r:id="rId23">
-        <w:r>
-          <w:rPr>
-            <w:rStyle w:val="Hyperlink"/>
-            <w:rFonts w:eastAsia="Arial" w:cs="Arial" w:ascii="Arial" w:hAnsi="Arial"/>
-            <w:color w:val="auto"/>
-            <w:sz w:val="20"/>
-            <w:szCs w:val="20"/>
-            <w:u w:val="none"/>
-            <w:lang w:val="ro-RO"/>
-          </w:rPr>
-          <w:t>Prin semnătura din tabelul nominal de mai jos, fiecare persoană desemnată confirmă că a luat cunoștință de prezenta decizie și se obligă să respecte întocmai obligațiile, atribuțiile și răspunderile ce reies din decizia Nr. {{decisionNumber}} SSM din {{issueDate}}</w:t>
-        </w:r>
-      </w:hyperlink>
+      <w:r>
+        <w:rPr>
+          <w:rStyle w:val="tpa1"/>
+          <w:rFonts w:eastAsia="Arial" w:cs="Arial" w:ascii="Arial" w:hAnsi="Arial"/>
+          <w:color w:val="auto"/>
+          <w:sz w:val="20"/>
+          <w:szCs w:val="20"/>
+          <w:lang w:val="ro-RO"/>
+        </w:rPr>
+        <w:t>Prin semnătura din tabelul nominal de mai jos, fiecare persoană des</w:t>
+      </w:r>
+      <w:r>
+        <w:rPr>
+          <w:rFonts w:eastAsia="Arial" w:cs="Arial" w:ascii="Arial" w:hAnsi="Arial"/>
+          <w:color w:val="auto"/>
+          <w:sz w:val="20"/>
+          <w:szCs w:val="20"/>
+          <w:lang w:val="ro-RO"/>
+        </w:rPr>
+        <w:t>e</w:t>
+      </w:r>
+      <w:r>
+        <w:rPr>
+          <w:rStyle w:val="tpa1"/>
+          <w:rFonts w:eastAsia="Arial" w:cs="Arial" w:ascii="Arial" w:hAnsi="Arial"/>
+          <w:color w:val="auto"/>
+          <w:sz w:val="20"/>
+          <w:szCs w:val="20"/>
+          <w:lang w:val="ro-RO"/>
+        </w:rPr>
+        <w:t>mnată confirmă că a luat cunoștință de prezenta decizie și se obligă să respecte întocmai obligațiile, atribuțiile și răspunderile ce reies din decizia Nr. {{decisionNumber}} SSM din {{issueDate}}</w:t>
+      </w:r>
     </w:p>
     <w:tbl>
       <w:tblPr>
@@ -824,21 +749,17 @@
                 <w:szCs w:val="20"/>
               </w:rPr>
             </w:pPr>
-            <w:hyperlink r:id="rId24">
-              <w:r>
-                <w:rPr>
-                  <w:rStyle w:val="Hyperlink"/>
-                  <w:rFonts w:eastAsia="Arial" w:cs="Arial" w:ascii="Arial" w:hAnsi="Arial"/>
-                  <w:b/>
-                  <w:color w:val="auto"/>
-                  <w:sz w:val="20"/>
-                  <w:szCs w:val="20"/>
-                  <w:u w:val="none"/>
-                  <w:lang w:val="ro-RO"/>
-                </w:rPr>
-                <w:t>Nr. crt.</w:t>
-              </w:r>
-            </w:hyperlink>
+            <w:r>
+              <w:rPr>
+                <w:rFonts w:eastAsia="Arial" w:cs="Arial" w:ascii="Arial" w:hAnsi="Arial"/>
+                <w:b/>
+                <w:color w:val="auto"/>
+                <w:sz w:val="20"/>
+                <w:szCs w:val="20"/>
+                <w:lang w:val="ro-RO"/>
+              </w:rPr>
+              <w:t>Nr. crt.</w:t>
+            </w:r>
           </w:p>
         </w:tc>
         <w:tc>
@@ -866,21 +787,17 @@
                 <w:szCs w:val="20"/>
               </w:rPr>
             </w:pPr>
-            <w:hyperlink r:id="rId25">
-              <w:r>
-                <w:rPr>
-                  <w:rStyle w:val="Hyperlink"/>
-                  <w:rFonts w:eastAsia="Arial" w:cs="Arial" w:ascii="Arial" w:hAnsi="Arial"/>
-                  <w:b/>
-                  <w:color w:val="auto"/>
-                  <w:sz w:val="20"/>
-                  <w:szCs w:val="20"/>
-                  <w:u w:val="none"/>
-                  <w:lang w:val="ro-RO"/>
-                </w:rPr>
-                <w:t>Numele și prenumele</w:t>
-              </w:r>
-            </w:hyperlink>
+            <w:r>
+              <w:rPr>
+                <w:rFonts w:eastAsia="Arial" w:cs="Arial" w:ascii="Arial" w:hAnsi="Arial"/>
+                <w:b/>
+                <w:color w:val="auto"/>
+                <w:sz w:val="20"/>
+                <w:szCs w:val="20"/>
+                <w:lang w:val="ro-RO"/>
+              </w:rPr>
+              <w:t>Numele și prenumele</w:t>
+            </w:r>
           </w:p>
         </w:tc>
         <w:tc>
@@ -908,21 +825,17 @@
                 <w:szCs w:val="20"/>
               </w:rPr>
             </w:pPr>
-            <w:hyperlink r:id="rId26">
-              <w:r>
-                <w:rPr>
-                  <w:rStyle w:val="Hyperlink"/>
-                  <w:rFonts w:eastAsia="Arial" w:cs="Arial" w:ascii="Arial" w:hAnsi="Arial"/>
-                  <w:b/>
-                  <w:color w:val="auto"/>
-                  <w:sz w:val="20"/>
-                  <w:szCs w:val="20"/>
-                  <w:u w:val="none"/>
-                  <w:lang w:val="ro-RO"/>
-                </w:rPr>
-                <w:t>Funcția</w:t>
-              </w:r>
-            </w:hyperlink>
+            <w:r>
+              <w:rPr>
+                <w:rFonts w:eastAsia="Arial" w:cs="Arial" w:ascii="Arial" w:hAnsi="Arial"/>
+                <w:b/>
+                <w:color w:val="auto"/>
+                <w:sz w:val="20"/>
+                <w:szCs w:val="20"/>
+                <w:lang w:val="ro-RO"/>
+              </w:rPr>
+              <w:t>Funcția</w:t>
+            </w:r>
           </w:p>
         </w:tc>
         <w:tc>
@@ -950,21 +863,17 @@
                 <w:szCs w:val="20"/>
               </w:rPr>
             </w:pPr>
-            <w:hyperlink r:id="rId27">
-              <w:r>
-                <w:rPr>
-                  <w:rStyle w:val="Hyperlink"/>
-                  <w:rFonts w:eastAsia="Arial" w:cs="Arial" w:ascii="Arial" w:hAnsi="Arial"/>
-                  <w:b/>
-                  <w:color w:val="auto"/>
-                  <w:sz w:val="20"/>
-                  <w:szCs w:val="20"/>
-                  <w:u w:val="none"/>
-                  <w:lang w:val="ro-RO"/>
-                </w:rPr>
-                <w:t>Data primirii</w:t>
-              </w:r>
-            </w:hyperlink>
+            <w:r>
+              <w:rPr>
+                <w:rFonts w:eastAsia="Arial" w:cs="Arial" w:ascii="Arial" w:hAnsi="Arial"/>
+                <w:b/>
+                <w:color w:val="auto"/>
+                <w:sz w:val="20"/>
+                <w:szCs w:val="20"/>
+                <w:lang w:val="ro-RO"/>
+              </w:rPr>
+              <w:t>Data primirii</w:t>
+            </w:r>
           </w:p>
         </w:tc>
         <w:tc>
@@ -992,21 +901,17 @@
                 <w:szCs w:val="20"/>
               </w:rPr>
             </w:pPr>
-            <w:hyperlink r:id="rId28">
-              <w:r>
-                <w:rPr>
-                  <w:rStyle w:val="Hyperlink"/>
-                  <w:rFonts w:eastAsia="Arial" w:cs="Arial" w:ascii="Arial" w:hAnsi="Arial"/>
-                  <w:b/>
-                  <w:color w:val="auto"/>
-                  <w:sz w:val="20"/>
-                  <w:szCs w:val="20"/>
-                  <w:u w:val="none"/>
-                  <w:lang w:val="ro-RO"/>
-                </w:rPr>
-                <w:t>Semnătura de primire</w:t>
-              </w:r>
-            </w:hyperlink>
+            <w:r>
+              <w:rPr>
+                <w:rFonts w:eastAsia="Arial" w:cs="Arial" w:ascii="Arial" w:hAnsi="Arial"/>
+                <w:b/>
+                <w:color w:val="auto"/>
+                <w:sz w:val="20"/>
+                <w:szCs w:val="20"/>
+                <w:lang w:val="ro-RO"/>
+              </w:rPr>
+              <w:t>Semnătura de primire</w:t>
+            </w:r>
           </w:p>
         </w:tc>
       </w:tr>
@@ -1041,24 +946,20 @@
               <w:rPr>
                 <w:rFonts w:ascii="Arial" w:hAnsi="Arial" w:cs="Arial"/>
                 <w:b/>
+                <w:sz w:val="20"/>
+                <w:szCs w:val="20"/>
+              </w:rPr>
+            </w:pPr>
+            <w:r>
+              <w:rPr>
+                <w:rFonts w:eastAsia="Arial" w:cs="Arial" w:ascii="Arial" w:hAnsi="Arial"/>
+                <w:b/>
                 <w:color w:val="auto"/>
                 <w:sz w:val="20"/>
                 <w:szCs w:val="20"/>
                 <w:lang w:val="ro-RO"/>
               </w:rPr>
-            </w:pPr>
-            <w:hyperlink r:id="rId29">
-              <w:r>
-                <w:rPr>
-                  <w:rFonts w:eastAsia="Arial" w:cs="Arial" w:ascii="Arial" w:hAnsi="Arial"/>
-                  <w:b/>
-                  <w:color w:val="auto"/>
-                  <w:sz w:val="20"/>
-                  <w:szCs w:val="20"/>
-                  <w:lang w:val="ro-RO"/>
-                </w:rPr>
-              </w:r>
-            </w:hyperlink>
+            </w:r>
           </w:p>
         </w:tc>
         <w:tc>
@@ -1083,20 +984,16 @@
                 <w:szCs w:val="20"/>
               </w:rPr>
             </w:pPr>
-            <w:hyperlink r:id="rId30">
-              <w:r>
-                <w:rPr>
-                  <w:rStyle w:val="Hyperlink"/>
-                  <w:rFonts w:eastAsia="Arial" w:cs="Arial" w:ascii="Arial" w:hAnsi="Arial"/>
-                  <w:color w:val="auto"/>
-                  <w:sz w:val="20"/>
-                  <w:szCs w:val="20"/>
-                  <w:u w:val="none"/>
-                  <w:lang w:val="ro-RO"/>
-                </w:rPr>
-                <w:t>{{#imminentDanger}}{{name}}</w:t>
-              </w:r>
-            </w:hyperlink>
+            <w:r>
+              <w:rPr>
+                <w:rFonts w:eastAsia="Arial" w:cs="Arial" w:ascii="Arial" w:hAnsi="Arial"/>
+                <w:color w:val="auto"/>
+                <w:sz w:val="20"/>
+                <w:szCs w:val="20"/>
+                <w:lang w:val="ro-RO"/>
+              </w:rPr>
+              <w:t>{{#imminentDanger}}{{name}}</w:t>
+            </w:r>
           </w:p>
         </w:tc>
         <w:tc>
@@ -1122,20 +1019,16 @@
                 <w:szCs w:val="20"/>
               </w:rPr>
             </w:pPr>
-            <w:hyperlink r:id="rId31">
-              <w:r>
-                <w:rPr>
-                  <w:rStyle w:val="Hyperlink"/>
-                  <w:rFonts w:eastAsia="Arial" w:cs="Arial" w:ascii="Arial" w:hAnsi="Arial"/>
-                  <w:color w:val="auto"/>
-                  <w:sz w:val="20"/>
-                  <w:szCs w:val="20"/>
-                  <w:u w:val="none"/>
-                  <w:lang w:val="ro-RO"/>
-                </w:rPr>
-                <w:t>{{jobTitle}}</w:t>
-              </w:r>
-            </w:hyperlink>
+            <w:r>
+              <w:rPr>
+                <w:rFonts w:eastAsia="Arial" w:cs="Arial" w:ascii="Arial" w:hAnsi="Arial"/>
+                <w:color w:val="auto"/>
+                <w:sz w:val="20"/>
+                <w:szCs w:val="20"/>
+                <w:lang w:val="ro-RO"/>
+              </w:rPr>
+              <w:t>{{jobTitle}}</w:t>
+            </w:r>
           </w:p>
         </w:tc>
         <w:tc>
@@ -1161,20 +1054,16 @@
                 <w:szCs w:val="20"/>
               </w:rPr>
             </w:pPr>
-            <w:hyperlink r:id="rId32">
-              <w:r>
-                <w:rPr>
-                  <w:rStyle w:val="Hyperlink"/>
-                  <w:rFonts w:eastAsia="Arial" w:cs="Arial" w:ascii="Arial" w:hAnsi="Arial"/>
-                  <w:color w:val="auto"/>
-                  <w:sz w:val="20"/>
-                  <w:szCs w:val="20"/>
-                  <w:u w:val="none"/>
-                  <w:lang w:val="ro-RO"/>
-                </w:rPr>
-                <w:t>{{issueDate}}{{/imminentDanger}}</w:t>
-              </w:r>
-            </w:hyperlink>
+            <w:r>
+              <w:rPr>
+                <w:rFonts w:eastAsia="Arial" w:cs="Arial" w:ascii="Arial" w:hAnsi="Arial"/>
+                <w:color w:val="auto"/>
+                <w:sz w:val="20"/>
+                <w:szCs w:val="20"/>
+                <w:lang w:val="ro-RO"/>
+              </w:rPr>
+              <w:t>{{issueDate}}{{/imminentDanger}}</w:t>
+            </w:r>
           </w:p>
         </w:tc>
         <w:tc>
@@ -1195,23 +1084,19 @@
               <w:spacing w:before="0" w:after="0"/>
               <w:rPr>
                 <w:rFonts w:ascii="Arial" w:hAnsi="Arial" w:cs="Arial"/>
+                <w:sz w:val="20"/>
+                <w:szCs w:val="20"/>
+              </w:rPr>
+            </w:pPr>
+            <w:r>
+              <w:rPr>
+                <w:rFonts w:eastAsia="Arial" w:cs="Arial" w:ascii="Arial" w:hAnsi="Arial"/>
                 <w:color w:val="auto"/>
                 <w:sz w:val="20"/>
                 <w:szCs w:val="20"/>
                 <w:lang w:val="ro-RO"/>
               </w:rPr>
-            </w:pPr>
-            <w:hyperlink r:id="rId33">
-              <w:r>
-                <w:rPr>
-                  <w:rFonts w:eastAsia="Arial" w:cs="Arial" w:ascii="Arial" w:hAnsi="Arial"/>
-                  <w:color w:val="auto"/>
-                  <w:sz w:val="20"/>
-                  <w:szCs w:val="20"/>
-                  <w:lang w:val="ro-RO"/>
-                </w:rPr>
-              </w:r>
-            </w:hyperlink>
+            </w:r>
           </w:p>
         </w:tc>
       </w:tr>
@@ -1246,24 +1131,20 @@
               <w:rPr>
                 <w:rFonts w:ascii="Arial" w:hAnsi="Arial" w:cs="Arial"/>
                 <w:b/>
+                <w:sz w:val="20"/>
+                <w:szCs w:val="20"/>
+              </w:rPr>
+            </w:pPr>
+            <w:r>
+              <w:rPr>
+                <w:rFonts w:eastAsia="Arial" w:cs="Arial" w:ascii="Arial" w:hAnsi="Arial"/>
+                <w:b/>
                 <w:color w:val="auto"/>
                 <w:sz w:val="20"/>
                 <w:szCs w:val="20"/>
                 <w:lang w:val="ro-RO"/>
               </w:rPr>
-            </w:pPr>
-            <w:hyperlink r:id="rId34">
-              <w:r>
-                <w:rPr>
-                  <w:rFonts w:eastAsia="Arial" w:cs="Arial" w:ascii="Arial" w:hAnsi="Arial"/>
-                  <w:b/>
-                  <w:color w:val="auto"/>
-                  <w:sz w:val="20"/>
-                  <w:szCs w:val="20"/>
-                  <w:lang w:val="ro-RO"/>
-                </w:rPr>
-              </w:r>
-            </w:hyperlink>
+            </w:r>
           </w:p>
         </w:tc>
         <w:tc>
@@ -1285,23 +1166,19 @@
               <w:spacing w:before="0" w:after="0"/>
               <w:rPr>
                 <w:rFonts w:ascii="Arial" w:hAnsi="Arial" w:cs="Arial"/>
+                <w:sz w:val="20"/>
+                <w:szCs w:val="20"/>
+              </w:rPr>
+            </w:pPr>
+            <w:r>
+              <w:rPr>
+                <w:rFonts w:eastAsia="Arial" w:cs="Arial" w:ascii="Arial" w:hAnsi="Arial"/>
                 <w:color w:val="auto"/>
                 <w:sz w:val="20"/>
                 <w:szCs w:val="20"/>
                 <w:lang w:val="ro-RO"/>
               </w:rPr>
-            </w:pPr>
-            <w:hyperlink r:id="rId35">
-              <w:r>
-                <w:rPr>
-                  <w:rFonts w:eastAsia="Arial" w:cs="Arial" w:ascii="Arial" w:hAnsi="Arial"/>
-                  <w:color w:val="auto"/>
-                  <w:sz w:val="20"/>
-                  <w:szCs w:val="20"/>
-                  <w:lang w:val="ro-RO"/>
-                </w:rPr>
-              </w:r>
-            </w:hyperlink>
+            </w:r>
           </w:p>
         </w:tc>
         <w:tc>
@@ -1324,23 +1201,19 @@
               <w:jc w:val="center"/>
               <w:rPr>
                 <w:rFonts w:ascii="Arial" w:hAnsi="Arial" w:cs="Arial"/>
+                <w:sz w:val="20"/>
+                <w:szCs w:val="20"/>
+              </w:rPr>
+            </w:pPr>
+            <w:r>
+              <w:rPr>
+                <w:rFonts w:eastAsia="Arial" w:cs="Arial" w:ascii="Arial" w:hAnsi="Arial"/>
                 <w:color w:val="auto"/>
                 <w:sz w:val="20"/>
                 <w:szCs w:val="20"/>
                 <w:lang w:val="ro-RO"/>
               </w:rPr>
-            </w:pPr>
-            <w:hyperlink r:id="rId36">
-              <w:r>
-                <w:rPr>
-                  <w:rFonts w:eastAsia="Arial" w:cs="Arial" w:ascii="Arial" w:hAnsi="Arial"/>
-                  <w:color w:val="auto"/>
-                  <w:sz w:val="20"/>
-                  <w:szCs w:val="20"/>
-                  <w:lang w:val="ro-RO"/>
-                </w:rPr>
-              </w:r>
-            </w:hyperlink>
+            </w:r>
           </w:p>
         </w:tc>
         <w:tc>
@@ -1363,23 +1236,19 @@
               <w:jc w:val="center"/>
               <w:rPr>
                 <w:rFonts w:ascii="Arial" w:hAnsi="Arial" w:cs="Arial"/>
+                <w:sz w:val="20"/>
+                <w:szCs w:val="20"/>
+              </w:rPr>
+            </w:pPr>
+            <w:r>
+              <w:rPr>
+                <w:rFonts w:eastAsia="Arial" w:cs="Arial" w:ascii="Arial" w:hAnsi="Arial"/>
                 <w:color w:val="auto"/>
                 <w:sz w:val="20"/>
                 <w:szCs w:val="20"/>
                 <w:lang w:val="ro-RO"/>
               </w:rPr>
-            </w:pPr>
-            <w:hyperlink r:id="rId37">
-              <w:r>
-                <w:rPr>
-                  <w:rFonts w:eastAsia="Arial" w:cs="Arial" w:ascii="Arial" w:hAnsi="Arial"/>
-                  <w:color w:val="auto"/>
-                  <w:sz w:val="20"/>
-                  <w:szCs w:val="20"/>
-                  <w:lang w:val="ro-RO"/>
-                </w:rPr>
-              </w:r>
-            </w:hyperlink>
+            </w:r>
           </w:p>
         </w:tc>
         <w:tc>
@@ -1400,23 +1269,19 @@
               <w:spacing w:before="0" w:after="0"/>
               <w:rPr>
                 <w:rFonts w:ascii="Arial" w:hAnsi="Arial" w:cs="Arial"/>
+                <w:sz w:val="20"/>
+                <w:szCs w:val="20"/>
+              </w:rPr>
+            </w:pPr>
+            <w:r>
+              <w:rPr>
+                <w:rFonts w:eastAsia="Arial" w:cs="Arial" w:ascii="Arial" w:hAnsi="Arial"/>
                 <w:color w:val="auto"/>
                 <w:sz w:val="20"/>
                 <w:szCs w:val="20"/>
                 <w:lang w:val="ro-RO"/>
               </w:rPr>
-            </w:pPr>
-            <w:hyperlink r:id="rId38">
-              <w:r>
-                <w:rPr>
-                  <w:rFonts w:eastAsia="Arial" w:cs="Arial" w:ascii="Arial" w:hAnsi="Arial"/>
-                  <w:color w:val="auto"/>
-                  <w:sz w:val="20"/>
-                  <w:szCs w:val="20"/>
-                  <w:lang w:val="ro-RO"/>
-                </w:rPr>
-              </w:r>
-            </w:hyperlink>
+            </w:r>
           </w:p>
         </w:tc>
       </w:tr>
@@ -1450,24 +1315,20 @@
               <w:rPr>
                 <w:rFonts w:ascii="Arial" w:hAnsi="Arial" w:cs="Arial"/>
                 <w:b/>
+                <w:sz w:val="20"/>
+                <w:szCs w:val="20"/>
+              </w:rPr>
+            </w:pPr>
+            <w:r>
+              <w:rPr>
+                <w:rFonts w:eastAsia="Arial" w:cs="Arial" w:ascii="Arial" w:hAnsi="Arial"/>
+                <w:b/>
                 <w:color w:val="auto"/>
                 <w:sz w:val="20"/>
                 <w:szCs w:val="20"/>
                 <w:lang w:val="ro-RO"/>
               </w:rPr>
-            </w:pPr>
-            <w:hyperlink r:id="rId39">
-              <w:r>
-                <w:rPr>
-                  <w:rFonts w:eastAsia="Arial" w:cs="Arial" w:ascii="Arial" w:hAnsi="Arial"/>
-                  <w:b/>
-                  <w:color w:val="auto"/>
-                  <w:sz w:val="20"/>
-                  <w:szCs w:val="20"/>
-                  <w:lang w:val="ro-RO"/>
-                </w:rPr>
-              </w:r>
-            </w:hyperlink>
+            </w:r>
           </w:p>
         </w:tc>
         <w:tc>
@@ -1489,23 +1350,19 @@
               <w:spacing w:before="0" w:after="0"/>
               <w:rPr>
                 <w:rFonts w:ascii="Arial" w:hAnsi="Arial" w:cs="Arial"/>
+                <w:sz w:val="20"/>
+                <w:szCs w:val="20"/>
+              </w:rPr>
+            </w:pPr>
+            <w:r>
+              <w:rPr>
+                <w:rFonts w:eastAsia="Arial" w:cs="Arial" w:ascii="Arial" w:hAnsi="Arial"/>
                 <w:color w:val="auto"/>
                 <w:sz w:val="20"/>
                 <w:szCs w:val="20"/>
                 <w:lang w:val="ro-RO"/>
               </w:rPr>
-            </w:pPr>
-            <w:hyperlink r:id="rId40">
-              <w:r>
-                <w:rPr>
-                  <w:rFonts w:eastAsia="Arial" w:cs="Arial" w:ascii="Arial" w:hAnsi="Arial"/>
-                  <w:color w:val="auto"/>
-                  <w:sz w:val="20"/>
-                  <w:szCs w:val="20"/>
-                  <w:lang w:val="ro-RO"/>
-                </w:rPr>
-              </w:r>
-            </w:hyperlink>
+            </w:r>
           </w:p>
         </w:tc>
         <w:tc>
@@ -1528,23 +1385,19 @@
               <w:jc w:val="center"/>
               <w:rPr>
                 <w:rFonts w:ascii="Arial" w:hAnsi="Arial" w:cs="Arial"/>
+                <w:sz w:val="20"/>
+                <w:szCs w:val="20"/>
+              </w:rPr>
+            </w:pPr>
+            <w:r>
+              <w:rPr>
+                <w:rFonts w:eastAsia="Arial" w:cs="Arial" w:ascii="Arial" w:hAnsi="Arial"/>
                 <w:color w:val="auto"/>
                 <w:sz w:val="20"/>
                 <w:szCs w:val="20"/>
                 <w:lang w:val="ro-RO"/>
               </w:rPr>
-            </w:pPr>
-            <w:hyperlink r:id="rId41">
-              <w:r>
-                <w:rPr>
-                  <w:rFonts w:eastAsia="Arial" w:cs="Arial" w:ascii="Arial" w:hAnsi="Arial"/>
-                  <w:color w:val="auto"/>
-                  <w:sz w:val="20"/>
-                  <w:szCs w:val="20"/>
-                  <w:lang w:val="ro-RO"/>
-                </w:rPr>
-              </w:r>
-            </w:hyperlink>
+            </w:r>
           </w:p>
         </w:tc>
         <w:tc>
@@ -1567,23 +1420,19 @@
               <w:jc w:val="center"/>
               <w:rPr>
                 <w:rFonts w:ascii="Arial" w:hAnsi="Arial" w:cs="Arial"/>
+                <w:sz w:val="20"/>
+                <w:szCs w:val="20"/>
+              </w:rPr>
+            </w:pPr>
+            <w:r>
+              <w:rPr>
+                <w:rFonts w:eastAsia="Arial" w:cs="Arial" w:ascii="Arial" w:hAnsi="Arial"/>
                 <w:color w:val="auto"/>
                 <w:sz w:val="20"/>
                 <w:szCs w:val="20"/>
                 <w:lang w:val="ro-RO"/>
               </w:rPr>
-            </w:pPr>
-            <w:hyperlink r:id="rId42">
-              <w:r>
-                <w:rPr>
-                  <w:rFonts w:eastAsia="Arial" w:cs="Arial" w:ascii="Arial" w:hAnsi="Arial"/>
-                  <w:color w:val="auto"/>
-                  <w:sz w:val="20"/>
-                  <w:szCs w:val="20"/>
-                  <w:lang w:val="ro-RO"/>
-                </w:rPr>
-              </w:r>
-            </w:hyperlink>
+            </w:r>
           </w:p>
         </w:tc>
         <w:tc>
@@ -1604,23 +1453,20 @@
               <w:spacing w:before="0" w:after="0"/>
               <w:rPr>
                 <w:rFonts w:ascii="Arial" w:hAnsi="Arial" w:cs="Arial"/>
+                <w:sz w:val="20"/>
+                <w:szCs w:val="20"/>
+              </w:rPr>
+            </w:pPr>
+            <w:r>
+              <w:rPr>
+                <w:rFonts w:eastAsia="Arial" w:cs="Arial" w:ascii="Arial" w:hAnsi="Arial"/>
                 <w:color w:val="auto"/>
                 <w:sz w:val="20"/>
                 <w:szCs w:val="20"/>
+                <w:u w:val="none"/>
                 <w:lang w:val="ro-RO"/>
               </w:rPr>
-            </w:pPr>
-            <w:hyperlink r:id="rId43">
-              <w:r>
-                <w:rPr>
-                  <w:rFonts w:eastAsia="Arial" w:cs="Arial" w:ascii="Arial" w:hAnsi="Arial"/>
-                  <w:color w:val="auto"/>
-                  <w:sz w:val="20"/>
-                  <w:szCs w:val="20"/>
-                  <w:lang w:val="ro-RO"/>
-                </w:rPr>
-              </w:r>
-            </w:hyperlink>
+            </w:r>
           </w:p>
         </w:tc>
       </w:tr>
@@ -1631,28 +1477,25 @@
         <w:widowControl/>
         <w:spacing w:before="0" w:after="0"/>
         <w:ind w:hanging="0"/>
+        <w:jc w:val="both"/>
         <w:rPr>
           <w:rFonts w:ascii="Arial" w:hAnsi="Arial" w:cs="Arial"/>
-          <w:color w:val="auto"/>
           <w:sz w:val="2"/>
           <w:szCs w:val="20"/>
+        </w:rPr>
+      </w:pPr>
+      <w:r>
+        <w:rPr>
+          <w:rFonts w:eastAsia="Arial" w:cs="Arial" w:ascii="Arial" w:hAnsi="Arial"/>
+          <w:color w:val="auto"/>
+          <w:sz w:val="2"/>
+          <w:szCs w:val="20"/>
           <w:lang w:val="ro-RO"/>
         </w:rPr>
-      </w:pPr>
-      <w:hyperlink r:id="rId44">
-        <w:r>
-          <w:rPr>
-            <w:rFonts w:eastAsia="Arial" w:cs="Arial" w:ascii="Arial" w:hAnsi="Arial"/>
-            <w:color w:val="auto"/>
-            <w:sz w:val="20"/>
-            <w:szCs w:val="20"/>
-            <w:lang w:val="ro-RO"/>
-          </w:rPr>
-        </w:r>
-      </w:hyperlink>
+      </w:r>
     </w:p>
     <w:sectPr>
-      <w:footerReference w:type="even" r:id="rId45"/>
+      <w:footerReference w:type="even" r:id="rId2"/>
       <w:type w:val="nextPage"/>
       <w:pgSz w:w="11906" w:h="16838"/>
       <w:pgMar w:left="1417" w:right="1134" w:gutter="0" w:header="0" w:top="1134" w:footer="0" w:bottom="1134"/>

--- a/packages/document-engine/templates/1.4_decision_imminent_danger.docx
+++ b/packages/document-engine/templates/1.4_decision_imminent_danger.docx
@@ -71,7 +71,7 @@
         </w:numPr>
         <w:spacing w:before="0" w:after="120"/>
         <w:ind w:hanging="0" w:left="0" w:right="0"/>
-        <w:jc w:val="both"/>
+        <w:jc w:val="left"/>
         <w:rPr>
           <w:rFonts w:ascii="Arial" w:hAnsi="Arial" w:cs="Arial"/>
           <w:sz w:val="20"/>
@@ -125,7 +125,7 @@
           <w:numId w:val="2"/>
         </w:numPr>
         <w:spacing w:before="120" w:after="60"/>
-        <w:jc w:val="both"/>
+        <w:jc w:val="left"/>
         <w:rPr>
           <w:rFonts w:ascii="Arial" w:hAnsi="Arial" w:cs="Arial"/>
           <w:sz w:val="20"/>
@@ -172,7 +172,7 @@
           <w:numId w:val="5"/>
         </w:numPr>
         <w:spacing w:before="0" w:after="40"/>
-        <w:jc w:val="both"/>
+        <w:jc w:val="left"/>
         <w:rPr>
           <w:rFonts w:ascii="Arial" w:hAnsi="Arial" w:cs="Arial"/>
           <w:sz w:val="20"/>
@@ -200,7 +200,7 @@
           <w:numId w:val="5"/>
         </w:numPr>
         <w:spacing w:before="0" w:after="40"/>
-        <w:jc w:val="both"/>
+        <w:jc w:val="left"/>
         <w:rPr>
           <w:rFonts w:ascii="Arial" w:hAnsi="Arial" w:cs="Arial"/>
           <w:sz w:val="20"/>
@@ -228,7 +228,7 @@
           <w:numId w:val="5"/>
         </w:numPr>
         <w:spacing w:before="0" w:after="40"/>
-        <w:jc w:val="both"/>
+        <w:jc w:val="left"/>
         <w:rPr>
           <w:rFonts w:ascii="Arial" w:hAnsi="Arial" w:cs="Arial"/>
           <w:sz w:val="20"/>
@@ -256,7 +256,7 @@
           <w:numId w:val="5"/>
         </w:numPr>
         <w:spacing w:before="0" w:after="40"/>
-        <w:jc w:val="both"/>
+        <w:jc w:val="left"/>
         <w:rPr>
           <w:rFonts w:ascii="Arial" w:hAnsi="Arial" w:cs="Arial"/>
           <w:sz w:val="20"/>
@@ -284,7 +284,7 @@
           <w:numId w:val="5"/>
         </w:numPr>
         <w:spacing w:before="0" w:after="40"/>
-        <w:jc w:val="both"/>
+        <w:jc w:val="left"/>
         <w:rPr>
           <w:rFonts w:ascii="Arial" w:hAnsi="Arial" w:cs="Arial"/>
           <w:sz w:val="20"/>
@@ -312,7 +312,7 @@
           <w:numId w:val="2"/>
         </w:numPr>
         <w:spacing w:before="120" w:after="60"/>
-        <w:jc w:val="both"/>
+        <w:jc w:val="left"/>
         <w:rPr>
           <w:rFonts w:ascii="Arial" w:hAnsi="Arial" w:cs="Arial"/>
           <w:sz w:val="20"/>
@@ -349,7 +349,7 @@
           <w:numId w:val="4"/>
         </w:numPr>
         <w:spacing w:before="0" w:after="40"/>
-        <w:jc w:val="both"/>
+        <w:jc w:val="left"/>
         <w:rPr>
           <w:rFonts w:ascii="Arial" w:hAnsi="Arial" w:cs="Arial"/>
           <w:sz w:val="20"/>
@@ -376,7 +376,7 @@
           <w:numId w:val="4"/>
         </w:numPr>
         <w:spacing w:before="0" w:after="40"/>
-        <w:jc w:val="both"/>
+        <w:jc w:val="left"/>
         <w:rPr>
           <w:rFonts w:ascii="Arial" w:hAnsi="Arial" w:cs="Arial"/>
           <w:sz w:val="20"/>
@@ -403,7 +403,7 @@
           <w:numId w:val="4"/>
         </w:numPr>
         <w:spacing w:before="0" w:after="40"/>
-        <w:jc w:val="both"/>
+        <w:jc w:val="left"/>
         <w:rPr>
           <w:rFonts w:ascii="Arial" w:hAnsi="Arial" w:cs="Arial"/>
           <w:sz w:val="20"/>
@@ -450,7 +450,7 @@
           <w:numId w:val="4"/>
         </w:numPr>
         <w:spacing w:before="0" w:after="40"/>
-        <w:jc w:val="both"/>
+        <w:jc w:val="left"/>
         <w:rPr>
           <w:rFonts w:ascii="Arial" w:hAnsi="Arial" w:cs="Arial"/>
           <w:sz w:val="20"/>
@@ -487,7 +487,7 @@
           <w:numId w:val="4"/>
         </w:numPr>
         <w:spacing w:before="0" w:after="40"/>
-        <w:jc w:val="both"/>
+        <w:jc w:val="left"/>
         <w:rPr>
           <w:rFonts w:ascii="Arial" w:hAnsi="Arial" w:cs="Arial"/>
           <w:sz w:val="20"/>
@@ -524,7 +524,7 @@
           <w:numId w:val="2"/>
         </w:numPr>
         <w:spacing w:before="120" w:after="60"/>
-        <w:jc w:val="both"/>
+        <w:jc w:val="left"/>
         <w:rPr>
           <w:rFonts w:ascii="Arial" w:hAnsi="Arial" w:cs="Arial"/>
           <w:sz w:val="20"/>
@@ -657,7 +657,7 @@
         <w:widowControl/>
         <w:spacing w:before="0" w:after="120"/>
         <w:ind w:hanging="0" w:right="0"/>
-        <w:jc w:val="both"/>
+        <w:jc w:val="left"/>
         <w:rPr>
           <w:rStyle w:val="tpa1"/>
           <w:rFonts w:ascii="Arial" w:hAnsi="Arial" w:cs="Arial"/>
@@ -1477,7 +1477,7 @@
         <w:widowControl/>
         <w:spacing w:before="0" w:after="0"/>
         <w:ind w:hanging="0"/>
-        <w:jc w:val="both"/>
+        <w:jc w:val="left"/>
         <w:rPr>
           <w:rFonts w:ascii="Arial" w:hAnsi="Arial" w:cs="Arial"/>
           <w:sz w:val="2"/>

--- a/packages/document-engine/templates/1.4_decision_imminent_danger.docx
+++ b/packages/document-engine/templates/1.4_decision_imminent_danger.docx
@@ -1496,9 +1496,11 @@
     </w:p>
     <w:sectPr>
       <w:footerReference w:type="even" r:id="rId2"/>
+      <w:footerReference w:type="default" r:id="rId3"/>
+      <w:footerReference w:type="first" r:id="rId4"/>
       <w:type w:val="nextPage"/>
       <w:pgSz w:w="11906" w:h="16838"/>
-      <w:pgMar w:left="1417" w:right="1134" w:gutter="0" w:header="0" w:top="1134" w:footer="0" w:bottom="1134"/>
+      <w:pgMar w:left="1417" w:right="1134" w:gutter="0" w:header="0" w:top="1134" w:footer="680" w:bottom="1324"/>
       <w:pgNumType w:fmt="decimal"/>
       <w:formProt w:val="false"/>
       <w:textDirection w:val="lrTb"/>
@@ -1513,7 +1515,9 @@
   <w:p>
     <w:pPr>
       <w:pStyle w:val="Footer"/>
-      <w:ind w:right="360"/>
+      <w:spacing w:before="60" w:after="0"/>
+      <w:ind w:hanging="0" w:left="0" w:right="360"/>
+      <w:jc w:val="center"/>
       <w:rPr>
         <w:b/>
         <w:sz w:val="16"/>
@@ -1521,31 +1525,70 @@
     </w:pPr>
     <w:r>
       <w:rPr>
+        <w:rStyle w:val="PageNumber"/>
+        <w:rFonts w:ascii="Arial" w:hAnsi="Arial"/>
+        <w:b w:val="false"/>
+        <w:color w:val="7A7A7A"/>
+        <w:sz w:val="15"/>
+        <w:lang w:val="ro-RO"/>
+      </w:rPr>
+      <w:t>{{#branding}}Document generat cu SSM Ușor · ssmusor.ro{{/branding}}</w:t>
+    </w:r>
+  </w:p>
+</w:ftr>
+</file>
+
+<file path=word/footer2.xml><?xml version="1.0" encoding="utf-8"?>
+<w:ftr xmlns:o="urn:schemas-microsoft-com:office:office" xmlns:r="http://schemas.openxmlformats.org/officeDocument/2006/relationships" xmlns:v="urn:schemas-microsoft-com:vml" xmlns:w="http://schemas.openxmlformats.org/wordprocessingml/2006/main" xmlns:w10="urn:schemas-microsoft-com:office:word" xmlns:wp="http://schemas.openxmlformats.org/drawingml/2006/wordprocessingDrawing" xmlns:pic="http://schemas.openxmlformats.org/drawingml/2006/picture" xmlns:wps="http://schemas.microsoft.com/office/word/2010/wordprocessingShape" xmlns:wpg="http://schemas.microsoft.com/office/word/2010/wordprocessingGroup" xmlns:mc="http://schemas.openxmlformats.org/markup-compatibility/2006" xmlns:wp14="http://schemas.microsoft.com/office/word/2010/wordprocessingDrawing" xmlns:w14="http://schemas.microsoft.com/office/word/2010/wordml" xmlns:w15="http://schemas.microsoft.com/office/word/2012/wordml" mc:Ignorable="w14 wp14 w15">
+  <w:p>
+    <w:pPr>
+      <w:pStyle w:val="Footer"/>
+      <w:spacing w:before="60" w:after="0"/>
+      <w:ind w:hanging="0" w:left="0" w:right="360"/>
+      <w:jc w:val="center"/>
+      <w:rPr>
         <w:b/>
         <w:sz w:val="16"/>
       </w:rPr>
+    </w:pPr>
+    <w:r>
+      <w:rPr>
+        <w:rStyle w:val="PageNumber"/>
+        <w:rFonts w:ascii="Arial" w:hAnsi="Arial"/>
+        <w:b w:val="false"/>
+        <w:color w:val="7A7A7A"/>
+        <w:sz w:val="15"/>
+        <w:lang w:val="ro-RO"/>
+      </w:rPr>
+      <w:t>{{#branding}}Document generat cu SSM Ușor · ssmusor.ro{{/branding}}</w:t>
     </w:r>
   </w:p>
+</w:ftr>
+</file>
+
+<file path=word/footer3.xml><?xml version="1.0" encoding="utf-8"?>
+<w:ftr xmlns:o="urn:schemas-microsoft-com:office:office" xmlns:r="http://schemas.openxmlformats.org/officeDocument/2006/relationships" xmlns:v="urn:schemas-microsoft-com:vml" xmlns:w="http://schemas.openxmlformats.org/wordprocessingml/2006/main" xmlns:w10="urn:schemas-microsoft-com:office:word" xmlns:wp="http://schemas.openxmlformats.org/drawingml/2006/wordprocessingDrawing" xmlns:pic="http://schemas.openxmlformats.org/drawingml/2006/picture" xmlns:wps="http://schemas.microsoft.com/office/word/2010/wordprocessingShape" xmlns:wpg="http://schemas.microsoft.com/office/word/2010/wordprocessingGroup" xmlns:mc="http://schemas.openxmlformats.org/markup-compatibility/2006" xmlns:wp14="http://schemas.microsoft.com/office/word/2010/wordprocessingDrawing" xmlns:w14="http://schemas.microsoft.com/office/word/2010/wordml" xmlns:w15="http://schemas.microsoft.com/office/word/2012/wordml" mc:Ignorable="w14 wp14 w15">
   <w:p>
     <w:pPr>
       <w:pStyle w:val="Footer"/>
-      <w:rPr/>
-    </w:pPr>
-    <w:r>
-      <w:rPr/>
-    </w:r>
-  </w:p>
-  <w:p>
-    <w:pPr>
-      <w:pStyle w:val="Footer"/>
+      <w:spacing w:before="60" w:after="0"/>
+      <w:ind w:hanging="0" w:left="0" w:right="360"/>
+      <w:jc w:val="center"/>
       <w:rPr>
-        <w:rStyle w:val="PageNumber"/>
+        <w:b/>
         <w:sz w:val="16"/>
-        <w:lang w:val="de-DE"/>
       </w:rPr>
     </w:pPr>
     <w:r>
-      <w:rPr/>
+      <w:rPr>
+        <w:rStyle w:val="PageNumber"/>
+        <w:rFonts w:ascii="Arial" w:hAnsi="Arial"/>
+        <w:b w:val="false"/>
+        <w:color w:val="7A7A7A"/>
+        <w:sz w:val="15"/>
+        <w:lang w:val="ro-RO"/>
+      </w:rPr>
+      <w:t>{{#branding}}Document generat cu SSM Ușor · ssmusor.ro{{/branding}}</w:t>
     </w:r>
   </w:p>
 </w:ftr>

--- a/packages/document-engine/templates/1.4_decision_imminent_danger.docx
+++ b/packages/document-engine/templates/1.4_decision_imminent_danger.docx
@@ -1463,7 +1463,6 @@
                 <w:color w:val="auto"/>
                 <w:sz w:val="20"/>
                 <w:szCs w:val="20"/>
-                <w:u w:val="none"/>
                 <w:lang w:val="ro-RO"/>
               </w:rPr>
             </w:r>
@@ -1526,10 +1525,11 @@
     <w:r>
       <w:rPr>
         <w:rStyle w:val="PageNumber"/>
-        <w:rFonts w:ascii="Arial" w:hAnsi="Arial"/>
+        <w:rFonts w:eastAsia="Arial" w:cs="Arial" w:ascii="Arial" w:hAnsi="Arial"/>
         <w:b w:val="false"/>
-        <w:color w:val="7A7A7A"/>
-        <w:sz w:val="15"/>
+        <w:color w:val="auto"/>
+        <w:sz w:val="16"/>
+        <w:szCs w:val="16"/>
         <w:lang w:val="ro-RO"/>
       </w:rPr>
       <w:t>{{#branding}}Document generat cu SSM Ușor · ssmusor.ro{{/branding}}</w:t>
@@ -1554,10 +1554,11 @@
     <w:r>
       <w:rPr>
         <w:rStyle w:val="PageNumber"/>
-        <w:rFonts w:ascii="Arial" w:hAnsi="Arial"/>
+        <w:rFonts w:eastAsia="Arial" w:cs="Arial" w:ascii="Arial" w:hAnsi="Arial"/>
         <w:b w:val="false"/>
-        <w:color w:val="7A7A7A"/>
-        <w:sz w:val="15"/>
+        <w:color w:val="auto"/>
+        <w:sz w:val="16"/>
+        <w:szCs w:val="16"/>
         <w:lang w:val="ro-RO"/>
       </w:rPr>
       <w:t>{{#branding}}Document generat cu SSM Ușor · ssmusor.ro{{/branding}}</w:t>
@@ -1582,10 +1583,11 @@
     <w:r>
       <w:rPr>
         <w:rStyle w:val="PageNumber"/>
-        <w:rFonts w:ascii="Arial" w:hAnsi="Arial"/>
+        <w:rFonts w:eastAsia="Arial" w:cs="Arial" w:ascii="Arial" w:hAnsi="Arial"/>
         <w:b w:val="false"/>
-        <w:color w:val="7A7A7A"/>
-        <w:sz w:val="15"/>
+        <w:color w:val="auto"/>
+        <w:sz w:val="16"/>
+        <w:szCs w:val="16"/>
         <w:lang w:val="ro-RO"/>
       </w:rPr>
       <w:t>{{#branding}}Document generat cu SSM Ușor · ssmusor.ro{{/branding}}</w:t>
@@ -2441,7 +2443,6 @@
       <w:rFonts w:ascii="Arial" w:hAnsi="Arial" w:cs="Arial"/>
       <w:b/>
       <w:i w:val="false"/>
-      <w:color w:val="0000FF"/>
       <w:sz w:val="18"/>
       <w:szCs w:val="18"/>
     </w:rPr>
@@ -2451,7 +2452,6 @@
     <w:rPr>
       <w:b/>
       <w:i w:val="false"/>
-      <w:color w:val="000000"/>
       <w:sz w:val="18"/>
       <w:szCs w:val="18"/>
     </w:rPr>
@@ -2482,7 +2482,6 @@
     <w:name w:val="WW8Num4z1"/>
     <w:rPr>
       <w:b/>
-      <w:color w:val="0000FF"/>
     </w:rPr>
   </w:style>
   <w:style w:type="character" w:styleId="WW8Num7z0">
@@ -2534,7 +2533,6 @@
       <w:rFonts w:ascii="Arial" w:hAnsi="Arial" w:cs="Arial"/>
       <w:b/>
       <w:i w:val="false"/>
-      <w:color w:val="000000"/>
       <w:sz w:val="18"/>
       <w:szCs w:val="18"/>
       <w:lang w:val="it-IT"/>
@@ -2652,7 +2650,6 @@
     <w:rPr>
       <w:b/>
       <w:bCs/>
-      <w:color w:val="333399"/>
       <w:u w:val="single"/>
     </w:rPr>
   </w:style>
@@ -2661,13 +2658,149 @@
     <w:rPr>
       <w:b/>
       <w:bCs/>
-      <w:color w:val="8F0000"/>
     </w:rPr>
   </w:style>
   <w:style w:type="character" w:styleId="tpt1">
     <w:name w:val="tpt1"/>
     <w:basedOn w:val="DefaultParagraphFont"/>
     <w:rPr/>
+  </w:style>
+  <w:style w:type="character" w:styleId="FootnoteCharacters">
+    <w:name w:val="Footnote Characters"/>
+    <w:rPr/>
+  </w:style>
+  <w:style w:type="character" w:styleId="CaptionCharacters">
+    <w:name w:val="Caption Characters"/>
+    <w:rPr/>
+  </w:style>
+  <w:style w:type="character" w:styleId="DropCaps">
+    <w:name w:val="Drop Caps"/>
+    <w:rPr/>
+  </w:style>
+  <w:style w:type="character" w:styleId="NumberingSymbols">
+    <w:name w:val="Numbering Symbols"/>
+    <w:rPr/>
+  </w:style>
+  <w:style w:type="character" w:styleId="Bullets">
+    <w:name w:val="Bullets"/>
+    <w:rPr>
+      <w:rFonts w:ascii="OpenSymbol" w:hAnsi="OpenSymbol" w:eastAsia="OpenSymbol" w:cs="OpenSymbol"/>
+    </w:rPr>
+  </w:style>
+  <w:style w:type="character" w:styleId="FollowedHyperlink">
+    <w:name w:val="FollowedHyperlink"/>
+    <w:rPr>
+      <w:u w:val="single"/>
+    </w:rPr>
+  </w:style>
+  <w:style w:type="character" w:styleId="Placeholder">
+    <w:name w:val="Placeholder"/>
+    <w:rPr>
+      <w:smallCaps/>
+      <w:u w:val="dotted"/>
+    </w:rPr>
+  </w:style>
+  <w:style w:type="character" w:styleId="IndexLink">
+    <w:name w:val="Index Link"/>
+    <w:rPr/>
+  </w:style>
+  <w:style w:type="character" w:styleId="EndnoteCharacters">
+    <w:name w:val="Endnote Characters"/>
+    <w:rPr/>
+  </w:style>
+  <w:style w:type="character" w:styleId="LineNumber">
+    <w:name w:val="line number"/>
+    <w:rPr/>
+  </w:style>
+  <w:style w:type="character" w:styleId="MainIndexEntry">
+    <w:name w:val="Main Index Entry"/>
+    <w:rPr>
+      <w:b/>
+      <w:bCs/>
+    </w:rPr>
+  </w:style>
+  <w:style w:type="character" w:styleId="FootnoteReference">
+    <w:name w:val="footnote reference"/>
+    <w:rPr>
+      <w:vertAlign w:val="superscript"/>
+    </w:rPr>
+  </w:style>
+  <w:style w:type="character" w:styleId="EndnoteReference">
+    <w:name w:val="endnote reference"/>
+    <w:rPr>
+      <w:vertAlign w:val="superscript"/>
+    </w:rPr>
+  </w:style>
+  <w:style w:type="character" w:styleId="Rubies">
+    <w:name w:val="Rubies"/>
+    <w:rPr>
+      <w:sz w:val="12"/>
+      <w:szCs w:val="12"/>
+      <w:u w:val="none"/>
+      <w:em w:val="none"/>
+    </w:rPr>
+  </w:style>
+  <w:style w:type="character" w:styleId="VerticalNumberingSymbols">
+    <w:name w:val="Vertical Numbering Symbols"/>
+    <w:rPr>
+      <w:eastAsianLayout w:vert="true"/>
+    </w:rPr>
+  </w:style>
+  <w:style w:type="character" w:styleId="Emphasis">
+    <w:name w:val="Emphasis"/>
+    <w:rPr>
+      <w:i/>
+      <w:iCs/>
+    </w:rPr>
+  </w:style>
+  <w:style w:type="character" w:styleId="Quotation">
+    <w:name w:val="Quotation"/>
+    <w:rPr>
+      <w:i/>
+      <w:iCs/>
+    </w:rPr>
+  </w:style>
+  <w:style w:type="character" w:styleId="Strong">
+    <w:name w:val="Strong"/>
+    <w:rPr>
+      <w:b/>
+      <w:bCs/>
+    </w:rPr>
+  </w:style>
+  <w:style w:type="character" w:styleId="SourceText">
+    <w:name w:val="Source Text"/>
+    <w:rPr>
+      <w:rFonts w:ascii="Liberation Mono" w:hAnsi="Liberation Mono" w:eastAsia="Noto Sans Mono CJK SC" w:cs="Liberation Mono"/>
+    </w:rPr>
+  </w:style>
+  <w:style w:type="character" w:styleId="Example">
+    <w:name w:val="Example"/>
+    <w:rPr>
+      <w:rFonts w:ascii="Liberation Mono" w:hAnsi="Liberation Mono" w:eastAsia="Noto Sans Mono CJK SC" w:cs="Liberation Mono"/>
+    </w:rPr>
+  </w:style>
+  <w:style w:type="character" w:styleId="UserEntry">
+    <w:name w:val="User Entry"/>
+    <w:rPr>
+      <w:rFonts w:ascii="Liberation Mono" w:hAnsi="Liberation Mono" w:eastAsia="Noto Sans Mono CJK SC" w:cs="Liberation Mono"/>
+    </w:rPr>
+  </w:style>
+  <w:style w:type="character" w:styleId="Variable">
+    <w:name w:val="Variable"/>
+    <w:rPr>
+      <w:i/>
+      <w:iCs/>
+    </w:rPr>
+  </w:style>
+  <w:style w:type="character" w:styleId="Definition">
+    <w:name w:val="Definition"/>
+    <w:rPr/>
+  </w:style>
+  <w:style w:type="character" w:styleId="Teletype">
+    <w:name w:val="Teletype"/>
+    <w:rPr>
+      <w:rFonts w:ascii="Liberation Mono" w:hAnsi="Liberation Mono" w:eastAsia="Noto Sans Mono CJK SC" w:cs="Liberation Mono"/>
+    </w:rPr>
   </w:style>
   <w:style w:type="paragraph" w:styleId="Heading">
     <w:name w:val="Heading"/>

--- a/packages/document-engine/templates/1.4_decision_imminent_danger.docx
+++ b/packages/document-engine/templates/1.4_decision_imminent_danger.docx
@@ -26,6 +26,8 @@
           <w:rFonts w:eastAsia="Arial" w:cs="Arial" w:ascii="Arial" w:hAnsi="Arial"/>
           <w:b/>
           <w:color w:val="auto"/>
+          <w:spacing w:val="0"/>
+          <w:w w:val="100"/>
           <w:sz w:val="24"/>
           <w:szCs w:val="20"/>
           <w:lang w:val="ro-RO"/>
@@ -54,6 +56,8 @@
         <w:rPr>
           <w:rFonts w:eastAsia="Arial" w:cs="Arial" w:ascii="Arial" w:hAnsi="Arial"/>
           <w:color w:val="auto"/>
+          <w:spacing w:val="0"/>
+          <w:w w:val="100"/>
           <w:sz w:val="20"/>
           <w:szCs w:val="20"/>
           <w:lang w:val="ro-RO"/>
@@ -82,6 +86,8 @@
         <w:rPr>
           <w:rFonts w:eastAsia="Arial" w:cs="Arial" w:ascii="Arial" w:hAnsi="Arial"/>
           <w:color w:val="auto"/>
+          <w:spacing w:val="0"/>
+          <w:w w:val="100"/>
           <w:sz w:val="20"/>
           <w:szCs w:val="20"/>
           <w:lang w:val="ro-RO"/>
@@ -109,6 +115,8 @@
           <w:rFonts w:eastAsia="Arial" w:cs="Arial" w:ascii="Arial" w:hAnsi="Arial"/>
           <w:b/>
           <w:color w:val="auto"/>
+          <w:spacing w:val="0"/>
+          <w:w w:val="100"/>
           <w:sz w:val="20"/>
           <w:szCs w:val="20"/>
           <w:lang w:val="ro-RO"/>
@@ -136,6 +144,8 @@
         <w:rPr>
           <w:rFonts w:eastAsia="Arial" w:cs="Arial" w:ascii="Arial" w:hAnsi="Arial"/>
           <w:color w:val="auto"/>
+          <w:spacing w:val="0"/>
+          <w:w w:val="100"/>
           <w:sz w:val="20"/>
           <w:szCs w:val="20"/>
           <w:lang w:val="ro-RO" w:eastAsia="en-US"/>
@@ -146,6 +156,8 @@
         <w:rPr>
           <w:rFonts w:eastAsia="Arial" w:cs="Arial" w:ascii="Arial" w:hAnsi="Arial"/>
           <w:color w:val="auto"/>
+          <w:spacing w:val="0"/>
+          <w:w w:val="100"/>
           <w:sz w:val="20"/>
           <w:szCs w:val="20"/>
           <w:lang w:val="ro-RO"/>
@@ -156,6 +168,8 @@
         <w:rPr>
           <w:rFonts w:eastAsia="Arial" w:cs="Arial" w:ascii="Arial" w:hAnsi="Arial"/>
           <w:color w:val="auto"/>
+          <w:spacing w:val="0"/>
+          <w:w w:val="100"/>
           <w:sz w:val="20"/>
           <w:szCs w:val="20"/>
           <w:lang w:val="ro-RO" w:eastAsia="en-US"/>
@@ -184,6 +198,8 @@
         <w:rPr>
           <w:rFonts w:eastAsia="Arial" w:cs="Arial" w:ascii="Arial" w:hAnsi="Arial"/>
           <w:color w:val="auto"/>
+          <w:spacing w:val="0"/>
+          <w:w w:val="100"/>
           <w:sz w:val="20"/>
           <w:szCs w:val="20"/>
           <w:lang w:val="ro-RO" w:eastAsia="en-US"/>
@@ -212,6 +228,8 @@
         <w:rPr>
           <w:rFonts w:eastAsia="Arial" w:cs="Arial" w:ascii="Arial" w:hAnsi="Arial"/>
           <w:color w:val="auto"/>
+          <w:spacing w:val="0"/>
+          <w:w w:val="100"/>
           <w:sz w:val="20"/>
           <w:szCs w:val="20"/>
           <w:lang w:val="ro-RO" w:eastAsia="en-US"/>
@@ -240,6 +258,8 @@
         <w:rPr>
           <w:rFonts w:eastAsia="Arial" w:cs="Arial" w:ascii="Arial" w:hAnsi="Arial"/>
           <w:color w:val="auto"/>
+          <w:spacing w:val="0"/>
+          <w:w w:val="100"/>
           <w:sz w:val="20"/>
           <w:szCs w:val="20"/>
           <w:lang w:val="ro-RO" w:eastAsia="en-US"/>
@@ -268,6 +288,8 @@
         <w:rPr>
           <w:rFonts w:eastAsia="Arial" w:cs="Arial" w:ascii="Arial" w:hAnsi="Arial"/>
           <w:color w:val="auto"/>
+          <w:spacing w:val="0"/>
+          <w:w w:val="100"/>
           <w:sz w:val="20"/>
           <w:szCs w:val="20"/>
           <w:lang w:val="ro-RO" w:eastAsia="en-US"/>
@@ -296,6 +318,8 @@
         <w:rPr>
           <w:rFonts w:eastAsia="Arial" w:cs="Arial" w:ascii="Arial" w:hAnsi="Arial"/>
           <w:color w:val="auto"/>
+          <w:spacing w:val="0"/>
+          <w:w w:val="100"/>
           <w:sz w:val="20"/>
           <w:szCs w:val="20"/>
           <w:lang w:val="ro-RO" w:eastAsia="en-US"/>
@@ -323,6 +347,8 @@
         <w:rPr>
           <w:rFonts w:eastAsia="Arial" w:cs="Arial" w:ascii="Arial" w:hAnsi="Arial"/>
           <w:color w:val="auto"/>
+          <w:spacing w:val="0"/>
+          <w:w w:val="100"/>
           <w:sz w:val="20"/>
           <w:szCs w:val="20"/>
           <w:lang w:val="ro-RO" w:eastAsia="en-US"/>
@@ -333,6 +359,8 @@
         <w:rPr>
           <w:rFonts w:eastAsia="Arial" w:cs="Arial" w:ascii="Arial" w:hAnsi="Arial"/>
           <w:color w:val="auto"/>
+          <w:spacing w:val="0"/>
+          <w:w w:val="100"/>
           <w:sz w:val="20"/>
           <w:szCs w:val="20"/>
           <w:lang w:val="ro-RO"/>
@@ -360,6 +388,8 @@
         <w:rPr>
           <w:rFonts w:eastAsia="Arial" w:cs="Arial" w:ascii="Arial" w:hAnsi="Arial"/>
           <w:color w:val="auto"/>
+          <w:spacing w:val="0"/>
+          <w:w w:val="100"/>
           <w:sz w:val="20"/>
           <w:szCs w:val="20"/>
           <w:lang w:val="ro-RO"/>
@@ -387,6 +417,8 @@
         <w:rPr>
           <w:rFonts w:eastAsia="Arial" w:cs="Arial" w:ascii="Arial" w:hAnsi="Arial"/>
           <w:color w:val="auto"/>
+          <w:spacing w:val="0"/>
+          <w:w w:val="100"/>
           <w:sz w:val="20"/>
           <w:szCs w:val="20"/>
           <w:lang w:val="ro-RO"/>
@@ -414,6 +446,8 @@
         <w:rPr>
           <w:rFonts w:eastAsia="Arial" w:cs="Arial" w:ascii="Arial" w:hAnsi="Arial"/>
           <w:color w:val="auto"/>
+          <w:spacing w:val="0"/>
+          <w:w w:val="100"/>
           <w:sz w:val="20"/>
           <w:szCs w:val="20"/>
           <w:lang w:val="ro-RO"/>
@@ -424,6 +458,8 @@
         <w:rPr>
           <w:rFonts w:eastAsia="Arial" w:cs="Arial" w:ascii="Arial" w:hAnsi="Arial"/>
           <w:color w:val="auto"/>
+          <w:spacing w:val="0"/>
+          <w:w w:val="100"/>
           <w:sz w:val="20"/>
           <w:szCs w:val="20"/>
           <w:lang w:val="ro-RO" w:eastAsia="en-US"/>
@@ -434,6 +470,8 @@
         <w:rPr>
           <w:rFonts w:eastAsia="Arial" w:cs="Arial" w:ascii="Arial" w:hAnsi="Arial"/>
           <w:color w:val="auto"/>
+          <w:spacing w:val="0"/>
+          <w:w w:val="100"/>
           <w:sz w:val="20"/>
           <w:szCs w:val="20"/>
           <w:lang w:val="ro-RO"/>
@@ -461,6 +499,8 @@
         <w:rPr>
           <w:rFonts w:eastAsia="Arial" w:cs="Arial" w:ascii="Arial" w:hAnsi="Arial"/>
           <w:color w:val="auto"/>
+          <w:spacing w:val="0"/>
+          <w:w w:val="100"/>
           <w:sz w:val="20"/>
           <w:szCs w:val="20"/>
           <w:lang w:val="ro-RO" w:eastAsia="en-US"/>
@@ -471,6 +511,8 @@
         <w:rPr>
           <w:rFonts w:eastAsia="Arial" w:cs="Arial" w:ascii="Arial" w:hAnsi="Arial"/>
           <w:color w:val="auto"/>
+          <w:spacing w:val="0"/>
+          <w:w w:val="100"/>
           <w:sz w:val="20"/>
           <w:szCs w:val="20"/>
           <w:lang w:val="ro-RO"/>
@@ -498,6 +540,8 @@
         <w:rPr>
           <w:rFonts w:eastAsia="Arial" w:cs="Arial" w:ascii="Arial" w:hAnsi="Arial"/>
           <w:color w:val="auto"/>
+          <w:spacing w:val="0"/>
+          <w:w w:val="100"/>
           <w:sz w:val="20"/>
           <w:szCs w:val="20"/>
           <w:lang w:val="ro-RO" w:eastAsia="en-US"/>
@@ -508,6 +552,8 @@
         <w:rPr>
           <w:rFonts w:eastAsia="Arial" w:cs="Arial" w:ascii="Arial" w:hAnsi="Arial"/>
           <w:color w:val="auto"/>
+          <w:spacing w:val="0"/>
+          <w:w w:val="100"/>
           <w:sz w:val="20"/>
           <w:szCs w:val="20"/>
           <w:lang w:val="ro-RO"/>
@@ -535,6 +581,8 @@
         <w:rPr>
           <w:rFonts w:eastAsia="Arial" w:cs="Arial" w:ascii="Arial" w:hAnsi="Arial"/>
           <w:color w:val="auto"/>
+          <w:spacing w:val="0"/>
+          <w:w w:val="100"/>
           <w:sz w:val="20"/>
           <w:szCs w:val="20"/>
           <w:lang w:val="ro-RO"/>
@@ -562,6 +610,8 @@
           <w:rFonts w:eastAsia="Arial" w:cs="Arial" w:ascii="Arial" w:hAnsi="Arial"/>
           <w:b/>
           <w:color w:val="auto"/>
+          <w:spacing w:val="0"/>
+          <w:w w:val="100"/>
           <w:sz w:val="20"/>
           <w:szCs w:val="20"/>
           <w:lang w:val="ro-RO"/>
@@ -587,6 +637,8 @@
         <w:rPr>
           <w:rFonts w:eastAsia="Arial" w:cs="Arial" w:ascii="Arial" w:hAnsi="Arial"/>
           <w:color w:val="auto"/>
+          <w:spacing w:val="0"/>
+          <w:w w:val="100"/>
           <w:sz w:val="20"/>
           <w:szCs w:val="20"/>
           <w:lang w:val="ro-RO"/>
@@ -616,6 +668,8 @@
           <w:b/>
           <w:bCs/>
           <w:color w:val="auto"/>
+          <w:spacing w:val="0"/>
+          <w:w w:val="100"/>
           <w:sz w:val="20"/>
           <w:szCs w:val="20"/>
           <w:lang w:val="ro-RO"/>
@@ -643,6 +697,8 @@
           <w:rFonts w:eastAsia="Arial" w:cs="Arial" w:ascii="Arial" w:hAnsi="Arial"/>
           <w:b/>
           <w:color w:val="auto"/>
+          <w:spacing w:val="0"/>
+          <w:w w:val="100"/>
           <w:sz w:val="20"/>
           <w:szCs w:val="20"/>
           <w:lang w:val="ro-RO"/>
@@ -670,6 +726,8 @@
           <w:rStyle w:val="tpa1"/>
           <w:rFonts w:eastAsia="Arial" w:cs="Arial" w:ascii="Arial" w:hAnsi="Arial"/>
           <w:color w:val="auto"/>
+          <w:spacing w:val="0"/>
+          <w:w w:val="100"/>
           <w:sz w:val="20"/>
           <w:szCs w:val="20"/>
           <w:lang w:val="ro-RO"/>
@@ -680,6 +738,8 @@
         <w:rPr>
           <w:rFonts w:eastAsia="Arial" w:cs="Arial" w:ascii="Arial" w:hAnsi="Arial"/>
           <w:color w:val="auto"/>
+          <w:spacing w:val="0"/>
+          <w:w w:val="100"/>
           <w:sz w:val="20"/>
           <w:szCs w:val="20"/>
           <w:lang w:val="ro-RO"/>
@@ -691,6 +751,8 @@
           <w:rStyle w:val="tpa1"/>
           <w:rFonts w:eastAsia="Arial" w:cs="Arial" w:ascii="Arial" w:hAnsi="Arial"/>
           <w:color w:val="auto"/>
+          <w:spacing w:val="0"/>
+          <w:w w:val="100"/>
           <w:sz w:val="20"/>
           <w:szCs w:val="20"/>
           <w:lang w:val="ro-RO"/>
@@ -754,6 +816,8 @@
                 <w:rFonts w:eastAsia="Arial" w:cs="Arial" w:ascii="Arial" w:hAnsi="Arial"/>
                 <w:b/>
                 <w:color w:val="auto"/>
+                <w:spacing w:val="0"/>
+                <w:w w:val="100"/>
                 <w:sz w:val="20"/>
                 <w:szCs w:val="20"/>
                 <w:lang w:val="ro-RO"/>
@@ -792,6 +856,8 @@
                 <w:rFonts w:eastAsia="Arial" w:cs="Arial" w:ascii="Arial" w:hAnsi="Arial"/>
                 <w:b/>
                 <w:color w:val="auto"/>
+                <w:spacing w:val="0"/>
+                <w:w w:val="100"/>
                 <w:sz w:val="20"/>
                 <w:szCs w:val="20"/>
                 <w:lang w:val="ro-RO"/>
@@ -830,6 +896,8 @@
                 <w:rFonts w:eastAsia="Arial" w:cs="Arial" w:ascii="Arial" w:hAnsi="Arial"/>
                 <w:b/>
                 <w:color w:val="auto"/>
+                <w:spacing w:val="0"/>
+                <w:w w:val="100"/>
                 <w:sz w:val="20"/>
                 <w:szCs w:val="20"/>
                 <w:lang w:val="ro-RO"/>
@@ -868,6 +936,8 @@
                 <w:rFonts w:eastAsia="Arial" w:cs="Arial" w:ascii="Arial" w:hAnsi="Arial"/>
                 <w:b/>
                 <w:color w:val="auto"/>
+                <w:spacing w:val="0"/>
+                <w:w w:val="100"/>
                 <w:sz w:val="20"/>
                 <w:szCs w:val="20"/>
                 <w:lang w:val="ro-RO"/>
@@ -906,6 +976,8 @@
                 <w:rFonts w:eastAsia="Arial" w:cs="Arial" w:ascii="Arial" w:hAnsi="Arial"/>
                 <w:b/>
                 <w:color w:val="auto"/>
+                <w:spacing w:val="0"/>
+                <w:w w:val="100"/>
                 <w:sz w:val="20"/>
                 <w:szCs w:val="20"/>
                 <w:lang w:val="ro-RO"/>
@@ -955,6 +1027,8 @@
                 <w:rFonts w:eastAsia="Arial" w:cs="Arial" w:ascii="Arial" w:hAnsi="Arial"/>
                 <w:b/>
                 <w:color w:val="auto"/>
+                <w:spacing w:val="0"/>
+                <w:w w:val="100"/>
                 <w:sz w:val="20"/>
                 <w:szCs w:val="20"/>
                 <w:lang w:val="ro-RO"/>
@@ -988,6 +1062,8 @@
               <w:rPr>
                 <w:rFonts w:eastAsia="Arial" w:cs="Arial" w:ascii="Arial" w:hAnsi="Arial"/>
                 <w:color w:val="auto"/>
+                <w:spacing w:val="0"/>
+                <w:w w:val="100"/>
                 <w:sz w:val="20"/>
                 <w:szCs w:val="20"/>
                 <w:lang w:val="ro-RO"/>
@@ -1023,6 +1099,8 @@
               <w:rPr>
                 <w:rFonts w:eastAsia="Arial" w:cs="Arial" w:ascii="Arial" w:hAnsi="Arial"/>
                 <w:color w:val="auto"/>
+                <w:spacing w:val="0"/>
+                <w:w w:val="100"/>
                 <w:sz w:val="20"/>
                 <w:szCs w:val="20"/>
                 <w:lang w:val="ro-RO"/>
@@ -1058,6 +1136,8 @@
               <w:rPr>
                 <w:rFonts w:eastAsia="Arial" w:cs="Arial" w:ascii="Arial" w:hAnsi="Arial"/>
                 <w:color w:val="auto"/>
+                <w:spacing w:val="0"/>
+                <w:w w:val="100"/>
                 <w:sz w:val="20"/>
                 <w:szCs w:val="20"/>
                 <w:lang w:val="ro-RO"/>
@@ -1092,6 +1172,8 @@
               <w:rPr>
                 <w:rFonts w:eastAsia="Arial" w:cs="Arial" w:ascii="Arial" w:hAnsi="Arial"/>
                 <w:color w:val="auto"/>
+                <w:spacing w:val="0"/>
+                <w:w w:val="100"/>
                 <w:sz w:val="20"/>
                 <w:szCs w:val="20"/>
                 <w:lang w:val="ro-RO"/>
@@ -1140,6 +1222,8 @@
                 <w:rFonts w:eastAsia="Arial" w:cs="Arial" w:ascii="Arial" w:hAnsi="Arial"/>
                 <w:b/>
                 <w:color w:val="auto"/>
+                <w:spacing w:val="0"/>
+                <w:w w:val="100"/>
                 <w:sz w:val="20"/>
                 <w:szCs w:val="20"/>
                 <w:lang w:val="ro-RO"/>
@@ -1174,6 +1258,8 @@
               <w:rPr>
                 <w:rFonts w:eastAsia="Arial" w:cs="Arial" w:ascii="Arial" w:hAnsi="Arial"/>
                 <w:color w:val="auto"/>
+                <w:spacing w:val="0"/>
+                <w:w w:val="100"/>
                 <w:sz w:val="20"/>
                 <w:szCs w:val="20"/>
                 <w:lang w:val="ro-RO"/>
@@ -1209,6 +1295,8 @@
               <w:rPr>
                 <w:rFonts w:eastAsia="Arial" w:cs="Arial" w:ascii="Arial" w:hAnsi="Arial"/>
                 <w:color w:val="auto"/>
+                <w:spacing w:val="0"/>
+                <w:w w:val="100"/>
                 <w:sz w:val="20"/>
                 <w:szCs w:val="20"/>
                 <w:lang w:val="ro-RO"/>
@@ -1244,6 +1332,8 @@
               <w:rPr>
                 <w:rFonts w:eastAsia="Arial" w:cs="Arial" w:ascii="Arial" w:hAnsi="Arial"/>
                 <w:color w:val="auto"/>
+                <w:spacing w:val="0"/>
+                <w:w w:val="100"/>
                 <w:sz w:val="20"/>
                 <w:szCs w:val="20"/>
                 <w:lang w:val="ro-RO"/>
@@ -1277,6 +1367,8 @@
               <w:rPr>
                 <w:rFonts w:eastAsia="Arial" w:cs="Arial" w:ascii="Arial" w:hAnsi="Arial"/>
                 <w:color w:val="auto"/>
+                <w:spacing w:val="0"/>
+                <w:w w:val="100"/>
                 <w:sz w:val="20"/>
                 <w:szCs w:val="20"/>
                 <w:lang w:val="ro-RO"/>
@@ -1324,6 +1416,8 @@
                 <w:rFonts w:eastAsia="Arial" w:cs="Arial" w:ascii="Arial" w:hAnsi="Arial"/>
                 <w:b/>
                 <w:color w:val="auto"/>
+                <w:spacing w:val="0"/>
+                <w:w w:val="100"/>
                 <w:sz w:val="20"/>
                 <w:szCs w:val="20"/>
                 <w:lang w:val="ro-RO"/>
@@ -1358,6 +1452,8 @@
               <w:rPr>
                 <w:rFonts w:eastAsia="Arial" w:cs="Arial" w:ascii="Arial" w:hAnsi="Arial"/>
                 <w:color w:val="auto"/>
+                <w:spacing w:val="0"/>
+                <w:w w:val="100"/>
                 <w:sz w:val="20"/>
                 <w:szCs w:val="20"/>
                 <w:lang w:val="ro-RO"/>
@@ -1393,6 +1489,8 @@
               <w:rPr>
                 <w:rFonts w:eastAsia="Arial" w:cs="Arial" w:ascii="Arial" w:hAnsi="Arial"/>
                 <w:color w:val="auto"/>
+                <w:spacing w:val="0"/>
+                <w:w w:val="100"/>
                 <w:sz w:val="20"/>
                 <w:szCs w:val="20"/>
                 <w:lang w:val="ro-RO"/>
@@ -1428,6 +1526,8 @@
               <w:rPr>
                 <w:rFonts w:eastAsia="Arial" w:cs="Arial" w:ascii="Arial" w:hAnsi="Arial"/>
                 <w:color w:val="auto"/>
+                <w:spacing w:val="0"/>
+                <w:w w:val="100"/>
                 <w:sz w:val="20"/>
                 <w:szCs w:val="20"/>
                 <w:lang w:val="ro-RO"/>
@@ -1461,6 +1561,8 @@
               <w:rPr>
                 <w:rFonts w:eastAsia="Arial" w:cs="Arial" w:ascii="Arial" w:hAnsi="Arial"/>
                 <w:color w:val="auto"/>
+                <w:spacing w:val="0"/>
+                <w:w w:val="100"/>
                 <w:sz w:val="20"/>
                 <w:szCs w:val="20"/>
                 <w:lang w:val="ro-RO"/>
@@ -1487,6 +1589,8 @@
         <w:rPr>
           <w:rFonts w:eastAsia="Arial" w:cs="Arial" w:ascii="Arial" w:hAnsi="Arial"/>
           <w:color w:val="auto"/>
+          <w:spacing w:val="0"/>
+          <w:w w:val="100"/>
           <w:sz w:val="2"/>
           <w:szCs w:val="20"/>
           <w:lang w:val="ro-RO"/>
@@ -1528,6 +1632,8 @@
         <w:rFonts w:eastAsia="Arial" w:cs="Arial" w:ascii="Arial" w:hAnsi="Arial"/>
         <w:b w:val="false"/>
         <w:color w:val="auto"/>
+        <w:spacing w:val="0"/>
+        <w:w w:val="100"/>
         <w:sz w:val="16"/>
         <w:szCs w:val="16"/>
         <w:lang w:val="ro-RO"/>
@@ -1557,6 +1663,8 @@
         <w:rFonts w:eastAsia="Arial" w:cs="Arial" w:ascii="Arial" w:hAnsi="Arial"/>
         <w:b w:val="false"/>
         <w:color w:val="auto"/>
+        <w:spacing w:val="0"/>
+        <w:w w:val="100"/>
         <w:sz w:val="16"/>
         <w:szCs w:val="16"/>
         <w:lang w:val="ro-RO"/>
@@ -1586,6 +1694,8 @@
         <w:rFonts w:eastAsia="Arial" w:cs="Arial" w:ascii="Arial" w:hAnsi="Arial"/>
         <w:b w:val="false"/>
         <w:color w:val="auto"/>
+        <w:spacing w:val="0"/>
+        <w:w w:val="100"/>
         <w:sz w:val="16"/>
         <w:szCs w:val="16"/>
         <w:lang w:val="ro-RO"/>

--- a/packages/document-engine/templates/1.4_decision_imminent_danger.docx
+++ b/packages/document-engine/templates/1.4_decision_imminent_danger.docx
@@ -305,7 +305,7 @@
           <w:ilvl w:val="0"/>
           <w:numId w:val="5"/>
         </w:numPr>
-        <w:spacing w:before="0" w:after="40"/>
+        <w:spacing w:before="0" w:after="120"/>
         <w:jc w:val="left"/>
         <w:rPr>
           <w:rFonts w:ascii="Arial" w:hAnsi="Arial" w:cs="Arial"/>
@@ -528,7 +528,7 @@
           <w:ilvl w:val="0"/>
           <w:numId w:val="4"/>
         </w:numPr>
-        <w:spacing w:before="0" w:after="40"/>
+        <w:spacing w:before="0" w:after="120"/>
         <w:jc w:val="left"/>
         <w:rPr>
           <w:rFonts w:ascii="Arial" w:hAnsi="Arial" w:cs="Arial"/>
@@ -1603,7 +1603,7 @@
       <w:footerReference w:type="first" r:id="rId4"/>
       <w:type w:val="nextPage"/>
       <w:pgSz w:w="11906" w:h="16838"/>
-      <w:pgMar w:left="1417" w:right="1134" w:gutter="0" w:header="0" w:top="1134" w:footer="680" w:bottom="1324"/>
+      <w:pgMar w:left="1417" w:right="1134" w:gutter="0" w:header="0" w:top="1134" w:footer="680" w:bottom="1134"/>
       <w:pgNumType w:fmt="decimal"/>
       <w:formProt w:val="false"/>
       <w:textDirection w:val="lrTb"/>
@@ -1619,12 +1619,9 @@
     <w:pPr>
       <w:pStyle w:val="Footer"/>
       <w:spacing w:before="60" w:after="0"/>
-      <w:ind w:hanging="0" w:left="0" w:right="360"/>
+      <w:ind w:hanging="0" w:left="0"/>
       <w:jc w:val="center"/>
-      <w:rPr>
-        <w:b/>
-        <w:sz w:val="16"/>
-      </w:rPr>
+      <w:rPr/>
     </w:pPr>
     <w:r>
       <w:rPr>
@@ -1650,12 +1647,9 @@
     <w:pPr>
       <w:pStyle w:val="Footer"/>
       <w:spacing w:before="60" w:after="0"/>
-      <w:ind w:hanging="0" w:left="0" w:right="360"/>
+      <w:ind w:hanging="0" w:left="0"/>
       <w:jc w:val="center"/>
-      <w:rPr>
-        <w:b/>
-        <w:sz w:val="16"/>
-      </w:rPr>
+      <w:rPr/>
     </w:pPr>
     <w:r>
       <w:rPr>
@@ -1681,12 +1675,9 @@
     <w:pPr>
       <w:pStyle w:val="Footer"/>
       <w:spacing w:before="60" w:after="0"/>
-      <w:ind w:hanging="0" w:left="0" w:right="360"/>
+      <w:ind w:hanging="0" w:left="0"/>
       <w:jc w:val="center"/>
-      <w:rPr>
-        <w:b/>
-        <w:sz w:val="16"/>
-      </w:rPr>
+      <w:rPr/>
     </w:pPr>
     <w:r>
       <w:rPr>

--- a/packages/document-engine/templates/1.4_decision_imminent_danger.docx
+++ b/packages/document-engine/templates/1.4_decision_imminent_danger.docx
@@ -767,9 +767,9 @@
         <w:tblInd w:w="0" w:type="dxa"/>
         <w:tblLayout w:type="fixed"/>
         <w:tblCellMar>
-          <w:top w:w="0" w:type="dxa"/>
+          <w:top w:w="17" w:type="dxa"/>
           <w:left w:w="108" w:type="dxa"/>
-          <w:bottom w:w="0" w:type="dxa"/>
+          <w:bottom w:w="17" w:type="dxa"/>
           <w:right w:w="108" w:type="dxa"/>
         </w:tblCellMar>
       </w:tblPr>

--- a/packages/document-engine/templates/1.4_decision_imminent_danger.docx
+++ b/packages/document-engine/templates/1.4_decision_imminent_danger.docx
@@ -2425,7 +2425,7 @@
   <w:docDefaults>
     <w:rPrDefault>
       <w:rPr>
-        <w:rFonts w:ascii="Liberation Serif" w:hAnsi="Liberation Serif" w:eastAsia="Noto Serif CJK SC" w:cs="Noto Sans Devanagari"/>
+        <w:rFonts w:ascii="Arial" w:hAnsi="Arial" w:eastAsia="Arial" w:cs="Arial"/>
         <w:sz w:val="24"/>
         <w:szCs w:val="24"/>
         <w:lang w:val="en-US" w:eastAsia="zh-CN" w:bidi="hi-IN"/>
@@ -2871,19 +2871,19 @@
   <w:style w:type="character" w:styleId="SourceText">
     <w:name w:val="Source Text"/>
     <w:rPr>
-      <w:rFonts w:ascii="Liberation Mono" w:hAnsi="Liberation Mono" w:eastAsia="Noto Sans Mono CJK SC" w:cs="Liberation Mono"/>
+      <w:rFonts w:ascii="Liberation Mono" w:hAnsi="Liberation Mono" w:eastAsia="Arial" w:cs="Liberation Mono"/>
     </w:rPr>
   </w:style>
   <w:style w:type="character" w:styleId="Example">
     <w:name w:val="Example"/>
     <w:rPr>
-      <w:rFonts w:ascii="Liberation Mono" w:hAnsi="Liberation Mono" w:eastAsia="Noto Sans Mono CJK SC" w:cs="Liberation Mono"/>
+      <w:rFonts w:ascii="Liberation Mono" w:hAnsi="Liberation Mono" w:eastAsia="Arial" w:cs="Liberation Mono"/>
     </w:rPr>
   </w:style>
   <w:style w:type="character" w:styleId="UserEntry">
     <w:name w:val="User Entry"/>
     <w:rPr>
-      <w:rFonts w:ascii="Liberation Mono" w:hAnsi="Liberation Mono" w:eastAsia="Noto Sans Mono CJK SC" w:cs="Liberation Mono"/>
+      <w:rFonts w:ascii="Liberation Mono" w:hAnsi="Liberation Mono" w:eastAsia="Arial" w:cs="Liberation Mono"/>
     </w:rPr>
   </w:style>
   <w:style w:type="character" w:styleId="Variable">
@@ -2900,7 +2900,7 @@
   <w:style w:type="character" w:styleId="Teletype">
     <w:name w:val="Teletype"/>
     <w:rPr>
-      <w:rFonts w:ascii="Liberation Mono" w:hAnsi="Liberation Mono" w:eastAsia="Noto Sans Mono CJK SC" w:cs="Liberation Mono"/>
+      <w:rFonts w:ascii="Liberation Mono" w:hAnsi="Liberation Mono" w:eastAsia="Arial" w:cs="Liberation Mono"/>
     </w:rPr>
   </w:style>
   <w:style w:type="paragraph" w:styleId="Heading">
@@ -2912,7 +2912,7 @@
       <w:spacing w:before="240" w:after="120"/>
     </w:pPr>
     <w:rPr>
-      <w:rFonts w:ascii="Liberation Sans" w:hAnsi="Liberation Sans" w:eastAsia="Noto Sans CJK SC" w:cs="Noto Sans Devanagari"/>
+      <w:rFonts w:ascii="Arial" w:hAnsi="Arial" w:eastAsia="Arial" w:cs="Arial"/>
       <w:sz w:val="28"/>
       <w:szCs w:val="28"/>
     </w:rPr>
@@ -2932,7 +2932,7 @@
     <w:basedOn w:val="BodyText"/>
     <w:pPr/>
     <w:rPr>
-      <w:rFonts w:cs="Noto Sans Devanagari"/>
+      <w:rFonts w:cs="Arial"/>
     </w:rPr>
   </w:style>
   <w:style w:type="paragraph" w:styleId="Caption">
@@ -2943,7 +2943,7 @@
       <w:spacing w:before="120" w:after="120"/>
     </w:pPr>
     <w:rPr>
-      <w:rFonts w:cs="Noto Sans Devanagari"/>
+      <w:rFonts w:cs="Arial"/>
       <w:i/>
       <w:iCs/>
       <w:sz w:val="24"/>
@@ -2957,7 +2957,7 @@
       <w:suppressLineNumbers/>
     </w:pPr>
     <w:rPr>
-      <w:rFonts w:cs="Noto Sans Devanagari"/>
+      <w:rFonts w:cs="Arial"/>
     </w:rPr>
   </w:style>
   <w:style w:type="paragraph" w:styleId="HeaderandFooter">

--- a/packages/document-engine/templates/1.4_decision_imminent_danger.docx
+++ b/packages/document-engine/templates/1.4_decision_imminent_danger.docx
@@ -1621,18 +1621,22 @@
       <w:spacing w:before="60" w:after="0"/>
       <w:ind w:hanging="0" w:left="0"/>
       <w:jc w:val="center"/>
-      <w:rPr/>
+      <w:rPr>
+        <w:color w:val="7A7A7A"/>
+        <w:sz w:val="15"/>
+        <w:szCs w:val="15"/>
+      </w:rPr>
     </w:pPr>
     <w:r>
       <w:rPr>
         <w:rStyle w:val="PageNumber"/>
         <w:rFonts w:eastAsia="Arial" w:cs="Arial" w:ascii="Arial" w:hAnsi="Arial"/>
         <w:b w:val="false"/>
-        <w:color w:val="auto"/>
+        <w:color w:val="7A7A7A"/>
         <w:spacing w:val="0"/>
         <w:w w:val="100"/>
-        <w:sz w:val="16"/>
-        <w:szCs w:val="16"/>
+        <w:sz w:val="15"/>
+        <w:szCs w:val="15"/>
         <w:lang w:val="ro-RO"/>
       </w:rPr>
       <w:t>{{#branding}}Document generat cu SSM Ușor · ssmusor.ro{{/branding}}</w:t>
@@ -1649,18 +1653,22 @@
       <w:spacing w:before="60" w:after="0"/>
       <w:ind w:hanging="0" w:left="0"/>
       <w:jc w:val="center"/>
-      <w:rPr/>
+      <w:rPr>
+        <w:color w:val="7A7A7A"/>
+        <w:sz w:val="15"/>
+        <w:szCs w:val="15"/>
+      </w:rPr>
     </w:pPr>
     <w:r>
       <w:rPr>
         <w:rStyle w:val="PageNumber"/>
         <w:rFonts w:eastAsia="Arial" w:cs="Arial" w:ascii="Arial" w:hAnsi="Arial"/>
         <w:b w:val="false"/>
-        <w:color w:val="auto"/>
+        <w:color w:val="7A7A7A"/>
         <w:spacing w:val="0"/>
         <w:w w:val="100"/>
-        <w:sz w:val="16"/>
-        <w:szCs w:val="16"/>
+        <w:sz w:val="15"/>
+        <w:szCs w:val="15"/>
         <w:lang w:val="ro-RO"/>
       </w:rPr>
       <w:t>{{#branding}}Document generat cu SSM Ușor · ssmusor.ro{{/branding}}</w:t>
@@ -1677,18 +1685,22 @@
       <w:spacing w:before="60" w:after="0"/>
       <w:ind w:hanging="0" w:left="0"/>
       <w:jc w:val="center"/>
-      <w:rPr/>
+      <w:rPr>
+        <w:color w:val="7A7A7A"/>
+        <w:sz w:val="15"/>
+        <w:szCs w:val="15"/>
+      </w:rPr>
     </w:pPr>
     <w:r>
       <w:rPr>
         <w:rStyle w:val="PageNumber"/>
         <w:rFonts w:eastAsia="Arial" w:cs="Arial" w:ascii="Arial" w:hAnsi="Arial"/>
         <w:b w:val="false"/>
-        <w:color w:val="auto"/>
+        <w:color w:val="7A7A7A"/>
         <w:spacing w:val="0"/>
         <w:w w:val="100"/>
-        <w:sz w:val="16"/>
-        <w:szCs w:val="16"/>
+        <w:sz w:val="15"/>
+        <w:szCs w:val="15"/>
         <w:lang w:val="ro-RO"/>
       </w:rPr>
       <w:t>{{#branding}}Document generat cu SSM Ușor · ssmusor.ro{{/branding}}</w:t>

--- a/packages/document-engine/templates/1.4_decision_imminent_danger.docx
+++ b/packages/document-engine/templates/1.4_decision_imminent_danger.docx
@@ -5,7 +5,7 @@
     <w:p>
       <w:pPr>
         <w:pStyle w:val="Heading7"/>
-        <w:keepNext w:val="true"/>
+        <w:keepNext w:val="false"/>
         <w:widowControl/>
         <w:numPr>
           <w:ilvl w:val="6"/>

--- a/packages/document-engine/templates/1.4_decision_imminent_danger.docx
+++ b/packages/document-engine/templates/1.4_decision_imminent_danger.docx
@@ -62,7 +62,7 @@
           <w:szCs w:val="20"/>
           <w:lang w:val="ro-RO"/>
         </w:rPr>
-        <w:t>Nr.: {{decisionNumber}} SSM Din: {{issueDate}}</w:t>
+        <w:t>Nr. {{decisionNumber}} SSM din {{issueDate}}</w:t>
       </w:r>
     </w:p>
     <w:p>
@@ -365,7 +365,7 @@
           <w:szCs w:val="20"/>
           <w:lang w:val="ro-RO"/>
         </w:rPr>
-        <w:t>{{workplaceManager.name}} în calitate de {{workplaceManager.jobTitle}} în cadrul {{client.legalName}} desemnează următorii lucrători: {{imminentDangerText}}, cu următoarele atribuții:</w:t>
+        <w:t>{{workplaceManager.name}} în calitate de {{workplaceManager.jobTitle}} în cadrul {{client.legalName}} desemnează pe {{imminentDangerText}}, cu următoarele atribuții:</w:t>
       </w:r>
     </w:p>
     <w:p>
@@ -394,7 +394,7 @@
           <w:szCs w:val="20"/>
           <w:lang w:val="ro-RO"/>
         </w:rPr>
-        <w:t>Pentru oprirea imediată a echipamentelor de muncă: lucrătorii desemnați sau, după caz, personalul aflat la program;</w:t>
+        <w:t>Pentru oprirea imediată a echipamentelor de muncă: personalul desemnat sau, după caz, personalul aflat la program;</w:t>
       </w:r>
     </w:p>
     <w:p>
@@ -423,7 +423,7 @@
           <w:szCs w:val="20"/>
           <w:lang w:val="ro-RO"/>
         </w:rPr>
-        <w:t>Pentru evacuarea lucrătorilor din zona periculoasă: lucrătorii desemnați;</w:t>
+        <w:t>Pentru evacuarea lucrătorilor din zona periculoasă: personalul desemnat;</w:t>
       </w:r>
     </w:p>
     <w:p>
@@ -476,7 +476,7 @@
           <w:szCs w:val="20"/>
           <w:lang w:val="ro-RO"/>
         </w:rPr>
-        <w:t>lucrătorii desemnați, sau reprezentantul legal al administratorului.</w:t>
+        <w:t>personalul desemnat, sau reprezentantul legal al administratorului.</w:t>
       </w:r>
     </w:p>
     <w:p>
@@ -517,7 +517,7 @@
           <w:szCs w:val="20"/>
           <w:lang w:val="ro-RO"/>
         </w:rPr>
-        <w:t>lucrătorii desemnați, sau reprezentantul legal al administratorului.</w:t>
+        <w:t>personalul desemnat, sau reprezentantul legal al administratorului.</w:t>
       </w:r>
     </w:p>
     <w:p>
@@ -558,7 +558,7 @@
           <w:szCs w:val="20"/>
           <w:lang w:val="ro-RO"/>
         </w:rPr>
-        <w:t>lucrătorii desemnați, sau reprezentantul legal al administratorului.</w:t>
+        <w:t>personalul desemnat, sau reprezentantul legal al administratorului.</w:t>
       </w:r>
     </w:p>
     <w:p>
@@ -587,7 +587,7 @@
           <w:szCs w:val="20"/>
           <w:lang w:val="ro-RO"/>
         </w:rPr>
-        <w:t>Lucrătorii desemnați vor primi de asemenea o instruire corespunzătoare în domeniul securității și sănătății în muncă.</w:t>
+        <w:t>Personalul desemnat va primi de asemenea o instruire corespunzătoare în domeniul securității și sănătății în muncă.</w:t>
       </w:r>
     </w:p>
     <w:p>
@@ -757,7 +757,7 @@
           <w:szCs w:val="20"/>
           <w:lang w:val="ro-RO"/>
         </w:rPr>
-        <w:t>mnată confirmă că a luat cunoștință de prezenta decizie și se obligă să respecte întocmai obligațiile, atribuțiile și răspunderile ce reies din decizia Nr. {{decisionNumber}} SSM din {{issueDate}}</w:t>
+        <w:t>mnată confirmă că a luat cunoștință de prezenta decizie și se obligă să respecte întocmai obligațiile, atribuțiile și răspunderile ce reies din decizia Nr. {{decisionNumber}} SSM din {{issueDate}}.</w:t>
       </w:r>
     </w:p>
     <w:tbl>
@@ -1854,8 +1854,8 @@
       <w:rPr>
         <w:rFonts w:ascii="Arial" w:hAnsi="Arial" w:cs="Arial"/>
         <w:b/>
-        <w:sz w:val="18"/>
-        <w:szCs w:val="18"/>
+        <w:sz w:val="20"/>
+        <w:szCs w:val="20"/>
       </w:rPr>
     </w:lvl>
     <w:lvl w:ilvl="1">

--- a/packages/document-engine/templates/1.4_decision_imminent_danger.docx
+++ b/packages/document-engine/templates/1.4_decision_imminent_danger.docx
@@ -5,7 +5,7 @@
     <w:p>
       <w:pPr>
         <w:pStyle w:val="Heading7"/>
-        <w:keepNext w:val="false"/>
+        <w:keepNext/>
         <w:widowControl/>
         <w:numPr>
           <w:ilvl w:val="6"/>
@@ -38,6 +38,7 @@
     <w:p>
       <w:pPr>
         <w:pStyle w:val="Heading7"/>
+        <w:keepNext w:val="false"/>
         <w:widowControl/>
         <w:numPr>
           <w:ilvl w:val="6"/>
@@ -127,6 +128,7 @@
     <w:p>
       <w:pPr>
         <w:pStyle w:val="Normal"/>
+        <w:keepNext/>
         <w:widowControl/>
         <w:numPr>
           <w:ilvl w:val="0"/>
@@ -330,6 +332,7 @@
     <w:p>
       <w:pPr>
         <w:pStyle w:val="Normal"/>
+        <w:keepNext/>
         <w:widowControl/>
         <w:numPr>
           <w:ilvl w:val="0"/>

--- a/packages/document-engine/templates/1.4_decision_imminent_danger.docx
+++ b/packages/document-engine/templates/1.4_decision_imminent_danger.docx
@@ -368,7 +368,7 @@
           <w:szCs w:val="20"/>
           <w:lang w:val="ro-RO"/>
         </w:rPr>
-        <w:t>{{workplaceManager.name}} în calitate de {{workplaceManager.jobTitle}} în cadrul {{client.legalName}} desemnează pe {{imminentDangerText}}, cu următoarele atribuții:</w:t>
+        <w:t xml:space="preserve">conducerea locurilor de muncă din cadrul {{client.legalName}} – {{workplaceManagersText}} – desemnează pe {{imminentDangerText}}, cu următoarele atribuții:</w:t>
       </w:r>
     </w:p>
     <w:p>

--- a/packages/document-engine/templates/1.4_decision_imminent_danger.docx
+++ b/packages/document-engine/templates/1.4_decision_imminent_danger.docx
@@ -479,7 +479,7 @@
           <w:szCs w:val="20"/>
           <w:lang w:val="ro-RO"/>
         </w:rPr>
-        <w:t>personalul desemnat, sau reprezentantul legal al administratorului.</w:t>
+        <w:t xml:space="preserve">personalul desemnat, sau reprezentantul legal al administratorului;</w:t>
       </w:r>
     </w:p>
     <w:p>
@@ -520,7 +520,7 @@
           <w:szCs w:val="20"/>
           <w:lang w:val="ro-RO"/>
         </w:rPr>
-        <w:t>personalul desemnat, sau reprezentantul legal al administratorului.</w:t>
+        <w:t xml:space="preserve">personalul desemnat, sau reprezentantul legal al administratorului;</w:t>
       </w:r>
     </w:p>
     <w:p>
@@ -992,7 +992,7 @@
       </w:tr>
       <w:tr>
         <w:trPr>
-          <w:trHeight w:val="290" w:hRule="atLeast"/>
+          <w:trHeight w:val="340" w:hRule="atLeast"/>
         </w:trPr>
         <w:tc>
           <w:tcPr>
@@ -1187,7 +1187,7 @@
       </w:tr>
       <w:tr>
         <w:trPr>
-          <w:trHeight w:val="290" w:hRule="atLeast"/>
+          <w:trHeight w:val="340" w:hRule="atLeast"/>
         </w:trPr>
         <w:tc>
           <w:tcPr>
@@ -1382,7 +1382,7 @@
       </w:tr>
       <w:tr>
         <w:trPr>
-          <w:trHeight w:val="290" w:hRule="atLeast"/>
+          <w:trHeight w:val="340" w:hRule="atLeast"/>
         </w:trPr>
         <w:tc>
           <w:tcPr>

--- a/packages/document-engine/templates/1.4_decision_imminent_danger.docx
+++ b/packages/document-engine/templates/1.4_decision_imminent_danger.docx
@@ -368,7 +368,7 @@
           <w:szCs w:val="20"/>
           <w:lang w:val="ro-RO"/>
         </w:rPr>
-        <w:t xml:space="preserve">conducerea locurilor de muncă din cadrul {{client.legalName}} – {{workplaceManagersText}} – desemnează pe {{imminentDangerText}}, cu următoarele atribuții:</w:t>
+        <w:t xml:space="preserve">conducerea locurilor de muncă din cadrul {{client.legalName}} – {{workplaceManagersText}} – {{#workplaceManagersAssumeImminentDanger}}își asumă{{/workplaceManagersAssumeImminentDanger}}{{^workplaceManagersAssumeImminentDanger}}desemnează pe {{imminentDangerText}}, cu{{/workplaceManagersAssumeImminentDanger}} următoarele atribuții:</w:t>
       </w:r>
     </w:p>
     <w:p>

--- a/packages/document-engine/templates/1.4_decision_imminent_danger.docx
+++ b/packages/document-engine/templates/1.4_decision_imminent_danger.docx
@@ -93,7 +93,7 @@
           <w:szCs w:val="20"/>
           <w:lang w:val="ro-RO"/>
         </w:rPr>
-        <w:t>În baza prevederilor legale în domeniul securității și sănătății în muncă din Legea 319/ 2006 Art. 11, litera b și din H.G. 1425/ 2006 Art. 103, alin. (1-5), {{client.representativeName}} în calitate de {{client.representativeRole}} în cadrul {{client.legalName}}, începând cu data de {{issueDate}},</w:t>
+        <w:t xml:space="preserve">În baza prevederilor legale în domeniul securității și sănătății în muncă din Legea 319/ 2006 Art. 11, alin. (1), lit. b) și din H.G. 1425/ 2006 Art. 103, alin. (1-5), {{client.representativeName}} în calitate de {{client.representativeRole}} în cadrul {{client.legalName}}, începând cu data de {{issueDate}},</w:t>
       </w:r>
     </w:p>
     <w:p>
@@ -479,7 +479,7 @@
           <w:szCs w:val="20"/>
           <w:lang w:val="ro-RO"/>
         </w:rPr>
-        <w:t xml:space="preserve">personalul desemnat, sau reprezentantul legal al administratorului;</w:t>
+        <w:t xml:space="preserve">personalul desemnat sau reprezentantul legal al administratorului;</w:t>
       </w:r>
     </w:p>
     <w:p>
@@ -520,7 +520,7 @@
           <w:szCs w:val="20"/>
           <w:lang w:val="ro-RO"/>
         </w:rPr>
-        <w:t xml:space="preserve">personalul desemnat, sau reprezentantul legal al administratorului;</w:t>
+        <w:t xml:space="preserve">personalul desemnat sau reprezentantul legal al administratorului;</w:t>
       </w:r>
     </w:p>
     <w:p>
@@ -561,7 +561,7 @@
           <w:szCs w:val="20"/>
           <w:lang w:val="ro-RO"/>
         </w:rPr>
-        <w:t>personalul desemnat, sau reprezentantul legal al administratorului.</w:t>
+        <w:t xml:space="preserve">personalul desemnat sau reprezentantul legal al administratorului.</w:t>
       </w:r>
     </w:p>
     <w:p>
@@ -706,7 +706,7 @@
           <w:szCs w:val="20"/>
           <w:lang w:val="ro-RO"/>
         </w:rPr>
-        <w:t>PROCES VERBAL DE LUARE LA CUNOȘTINȚĂ</w:t>
+        <w:t xml:space="preserve">PROCES-VERBAL DE LUARE LA CUNOȘTINȚĂ</w:t>
       </w:r>
     </w:p>
     <w:p>

--- a/packages/document-engine/templates/1.4_decision_imminent_danger.docx
+++ b/packages/document-engine/templates/1.4_decision_imminent_danger.docx
@@ -455,31 +455,7 @@
           <w:szCs w:val="20"/>
           <w:lang w:val="ro-RO"/>
         </w:rPr>
-        <w:t xml:space="preserve">Pentru asigurarea </w:t>
-      </w:r>
-      <w:r>
-        <w:rPr>
-          <w:rFonts w:eastAsia="Arial" w:cs="Arial" w:ascii="Arial" w:hAnsi="Arial"/>
-          <w:color w:val="auto"/>
-          <w:spacing w:val="0"/>
-          <w:w w:val="100"/>
-          <w:sz w:val="20"/>
-          <w:szCs w:val="20"/>
-          <w:lang w:val="ro-RO" w:eastAsia="en-US"/>
-        </w:rPr>
-        <w:t xml:space="preserve">mijloacelor de comunicare necesare contactării serviciilor specializate: </w:t>
-      </w:r>
-      <w:r>
-        <w:rPr>
-          <w:rFonts w:eastAsia="Arial" w:cs="Arial" w:ascii="Arial" w:hAnsi="Arial"/>
-          <w:color w:val="auto"/>
-          <w:spacing w:val="0"/>
-          <w:w w:val="100"/>
-          <w:sz w:val="20"/>
-          <w:szCs w:val="20"/>
-          <w:lang w:val="ro-RO"/>
-        </w:rPr>
-        <w:t xml:space="preserve">personalul desemnat sau reprezentantul legal al administratorului;</w:t>
+        <w:t xml:space="preserve">Pentru asigurarea mijloacelor de comunicare necesare contactării serviciilor specializate: personalul desemnat sau reprezentantul legal al angajatorului;</w:t>
       </w:r>
     </w:p>
     <w:p>
@@ -508,19 +484,7 @@
           <w:szCs w:val="20"/>
           <w:lang w:val="ro-RO" w:eastAsia="en-US"/>
         </w:rPr>
-        <w:t xml:space="preserve">Pentru modul operativ de anunțare la nivel ierarhic superior: </w:t>
-      </w:r>
-      <w:r>
-        <w:rPr>
-          <w:rFonts w:eastAsia="Arial" w:cs="Arial" w:ascii="Arial" w:hAnsi="Arial"/>
-          <w:color w:val="auto"/>
-          <w:spacing w:val="0"/>
-          <w:w w:val="100"/>
-          <w:sz w:val="20"/>
-          <w:szCs w:val="20"/>
-          <w:lang w:val="ro-RO"/>
-        </w:rPr>
-        <w:t xml:space="preserve">personalul desemnat sau reprezentantul legal al administratorului;</w:t>
+        <w:t xml:space="preserve">Pentru modul operativ de anunțare la nivel ierarhic superior: personalul desemnat sau reprezentantul legal al angajatorului;</w:t>
       </w:r>
     </w:p>
     <w:p>
@@ -549,19 +513,7 @@
           <w:szCs w:val="20"/>
           <w:lang w:val="ro-RO" w:eastAsia="en-US"/>
         </w:rPr>
-        <w:t xml:space="preserve">Pentru eliminarea stării de pericol grav și iminent, asigurarea instruirii, dotarea cu mijloace tehnice necesare intervenției și stabilirea serviciilor specializate care pot interveni: </w:t>
-      </w:r>
-      <w:r>
-        <w:rPr>
-          <w:rFonts w:eastAsia="Arial" w:cs="Arial" w:ascii="Arial" w:hAnsi="Arial"/>
-          <w:color w:val="auto"/>
-          <w:spacing w:val="0"/>
-          <w:w w:val="100"/>
-          <w:sz w:val="20"/>
-          <w:szCs w:val="20"/>
-          <w:lang w:val="ro-RO"/>
-        </w:rPr>
-        <w:t xml:space="preserve">personalul desemnat sau reprezentantul legal al administratorului.</w:t>
+        <w:t xml:space="preserve">Pentru eliminarea stării de pericol grav și iminent, asigurarea instruirii, dotarea cu mijloace tehnice necesare intervenției și stabilirea serviciilor specializate care pot interveni: personalul desemnat sau reprezentantul legal al angajatorului.</w:t>
       </w:r>
     </w:p>
     <w:p>

--- a/packages/document-engine/templates/1.4_decision_imminent_danger.docx
+++ b/packages/document-engine/templates/1.4_decision_imminent_danger.docx
@@ -93,7 +93,7 @@
           <w:szCs w:val="20"/>
           <w:lang w:val="ro-RO"/>
         </w:rPr>
-        <w:t xml:space="preserve">În baza prevederilor legale în domeniul securității și sănătății în muncă din Legea 319/ 2006 Art. 11, alin. (1), lit. b) și din H.G. 1425/ 2006 Art. 103, alin. (1-5), {{client.representativeName}} în calitate de {{client.representativeRole}} în cadrul {{client.legalName}}, începând cu data de {{issueDate}},</w:t>
+        <w:t xml:space="preserve">În baza prevederilor legale în domeniul securității și sănătății în muncă din Legea 319/ 2006 Art. 11, alin. (1), lit. b) și din H.G. 1425/ 2006 Art. 103, alin. (1)–(5), {{client.representativeName}}, în calitate de {{client.representativeRole}} în cadrul {{client.legalName}}, începând cu data de {{issueDate}},</w:t>
       </w:r>
     </w:p>
     <w:p>
@@ -206,7 +206,7 @@
           <w:szCs w:val="20"/>
           <w:lang w:val="ro-RO" w:eastAsia="en-US"/>
         </w:rPr>
-        <w:t>oprirea echipamentului de muncă și/sau activității;</w:t>
+        <w:t xml:space="preserve">oprirea echipamentului de muncă și/ sau a activității;</w:t>
       </w:r>
     </w:p>
     <w:p>

--- a/packages/document-engine/templates/1.4_decision_imminent_danger.docx
+++ b/packages/document-engine/templates/1.4_decision_imminent_danger.docx
@@ -368,7 +368,7 @@
           <w:szCs w:val="20"/>
           <w:lang w:val="ro-RO"/>
         </w:rPr>
-        <w:t xml:space="preserve">conducerea locurilor de muncă din cadrul {{client.legalName}} – {{workplaceManagersText}} – {{#workplaceManagersAssumeImminentDanger}}își asumă{{/workplaceManagersAssumeImminentDanger}}{{^workplaceManagersAssumeImminentDanger}}desemnează pe {{imminentDangerText}}, cu{{/workplaceManagersAssumeImminentDanger}} următoarele atribuții:</w:t>
+        <w:t xml:space="preserve">conducerea locurilor de muncă din cadrul {{client.legalName}} – {{workplaceManagersText}} – {{#workplaceManagersAssumeImminentDanger}}își asumă, în calitate de personal desemnat,{{/workplaceManagersAssumeImminentDanger}}{{^workplaceManagersAssumeImminentDanger}}desemnează pe {{imminentDangerText}}, cu{{/workplaceManagersAssumeImminentDanger}} următoarele atribuții:</w:t>
       </w:r>
     </w:p>
     <w:p>

--- a/packages/document-engine/templates/1.4_decision_imminent_danger.docx
+++ b/packages/document-engine/templates/1.4_decision_imminent_danger.docx
@@ -368,7 +368,7 @@
           <w:szCs w:val="20"/>
           <w:lang w:val="ro-RO"/>
         </w:rPr>
-        <w:t xml:space="preserve">conducerea locurilor de muncă din cadrul {{client.legalName}} – {{workplaceManagersText}} – {{#workplaceManagersAssumeImminentDanger}}își asumă, în calitate de personal desemnat,{{/workplaceManagersAssumeImminentDanger}}{{^workplaceManagersAssumeImminentDanger}}desemnează pe {{imminentDangerText}}, cu{{/workplaceManagersAssumeImminentDanger}} următoarele atribuții:</w:t>
+        <w:t xml:space="preserve">conducerea locurilor de muncă din cadrul {{client.legalName}} – {{workplaceManagersText}} – {{#workplaceManagersAssumeImminentDanger}}își asumă, în calitate de personal desemnat,{{/workplaceManagersAssumeImminentDanger}}{{#workplaceManagersAssumeAndDesignateImminentDanger}}își asumă rolul de personal desemnat și desemnează pe {{imminentDangerOthersText}}, cu{{/workplaceManagersAssumeAndDesignateImminentDanger}}{{#workplaceManagersDesignateImminentDanger}}desemnează pe {{imminentDangerText}}, cu{{/workplaceManagersDesignateImminentDanger}} următoarele atribuții:</w:t>
       </w:r>
     </w:p>
     <w:p>

--- a/packages/document-engine/templates/1.4_decision_imminent_danger.docx
+++ b/packages/document-engine/templates/1.4_decision_imminent_danger.docx
@@ -368,7 +368,7 @@
           <w:szCs w:val="20"/>
           <w:lang w:val="ro-RO"/>
         </w:rPr>
-        <w:t xml:space="preserve">conducerea locurilor de muncă din cadrul {{client.legalName}} – {{workplaceManagersText}} – {{#workplaceManagersAssumeImminentDanger}}își asumă, în calitate de personal desemnat,{{/workplaceManagersAssumeImminentDanger}}{{#workplaceManagersAssumeAndDesignateImminentDanger}}își asumă rolul de personal desemnat și desemnează pe {{imminentDangerOthersText}}, cu{{/workplaceManagersAssumeAndDesignateImminentDanger}}{{#workplaceManagersDesignateImminentDanger}}desemnează pe {{imminentDangerText}}, cu{{/workplaceManagersDesignateImminentDanger}} următoarele atribuții:</w:t>
+        <w:t xml:space="preserve">conducerea locurilor de muncă din cadrul {{client.legalName}} – {{workplaceManagersText}} – {{#workplaceManagersAssumeImminentDanger}}își asumă, în calitate de personal desemnat,{{/workplaceManagersAssumeImminentDanger}}{{#workplaceManagersAssumeAndDesignateImminentDanger}}își asumă rolul de personal desemnat și desemnează pe {{imminentDangerOthersText}}, cu{{/workplaceManagersAssumeAndDesignateImminentDanger}}{{#workplaceManagersDesignateImminentDanger}}desemnează pe {{imminentDangerText}}, cu{{/workplaceManagersDesignateImminentDanger}}{{#workplaceManagersDesignateAlongsideImminentDanger}}desemnează pe {{imminentDangerOthersText}}, alături de {{imminentDangerManagerNames}}, care își asumă rolul de personal desemnat, cu{{/workplaceManagersDesignateAlongsideImminentDanger}}{{#workplaceManagersAssignImminentDanger}}stabilește ca {{imminentDangerManagerNames}} să își asume, în calitate de personal desemnat,{{/workplaceManagersAssignImminentDanger}} următoarele atribuții:</w:t>
       </w:r>
     </w:p>
     <w:p>

--- a/packages/document-engine/templates/1.4_decision_imminent_danger.docx
+++ b/packages/document-engine/templates/1.4_decision_imminent_danger.docx
@@ -93,7 +93,7 @@
           <w:szCs w:val="20"/>
           <w:lang w:val="ro-RO"/>
         </w:rPr>
-        <w:t xml:space="preserve">În baza prevederilor legale în domeniul securității și sănătății în muncă din Legea 319/ 2006 Art. 11, alin. (1), lit. b) și din H.G. 1425/ 2006 Art. 103, alin. (1)–(5), {{client.representativeName}}, în calitate de {{client.representativeRole}} în cadrul {{client.legalName}}, începând cu data de {{issueDate}},</w:t>
+        <w:t xml:space="preserve">În baza prevederilor legale în domeniul securității și sănătății în muncă din Legea 319/2006 – Art. 11, alin. (1), lit. b) și din H.G. 1425/2006 – Art. 103, alin. (1)–(5), {{client.representativeName}}, în calitate de {{client.representativeRole}} în cadrul {{client.legalName}}, începând cu data de {{issueDate}},</w:t>
       </w:r>
     </w:p>
     <w:p>

--- a/packages/document-engine/templates/1.4_decision_imminent_danger.docx
+++ b/packages/document-engine/templates/1.4_decision_imminent_danger.docx
@@ -658,7 +658,7 @@
           <w:szCs w:val="20"/>
           <w:lang w:val="ro-RO"/>
         </w:rPr>
-        <w:t xml:space="preserve">PROCES-VERBAL DE LUARE LA CUNOȘTINȚĂ</w:t>
+        <w:t xml:space="preserve">PROCES-VERBAL DE LUARE DE CUNOȘTINȚĂ</w:t>
       </w:r>
     </w:p>
     <w:p>
@@ -712,7 +712,7 @@
           <w:szCs w:val="20"/>
           <w:lang w:val="ro-RO"/>
         </w:rPr>
-        <w:t>mnată confirmă că a luat cunoștință de prezenta decizie și se obligă să respecte întocmai obligațiile, atribuțiile și răspunderile ce reies din decizia Nr. {{decisionNumber}} SSM din {{issueDate}}.</w:t>
+        <w:t>mnată confirmă că a luat cunoștință de prezenta decizie și se obligă să respecte întocmai obligațiile, atribuțiile și răspunderile ce reies din decizia {{client.legalName}} nr. {{decisionNumber}} SSM din {{issueDate}}.</w:t>
       </w:r>
     </w:p>
     <w:tbl>
